--- a/reports/LM_article/report_results_model_2.docx
+++ b/reports/LM_article/report_results_model_2.docx
@@ -15,7 +15,7 @@
         <w:pStyle w:val="Fecha"/>
       </w:pPr>
       <w:r>
-        <w:t>2025-06-17</w:t>
+        <w:t>2025-06-26</w:t>
       </w:r>
     </w:p>
     <w:p>
@@ -438,54 +438,43 @@
         <w:jc w:val="both"/>
       </w:pPr>
       <w:r>
-        <w:t>A continuación se presentan las razones de odds estimadas para todas las variables del modelo, pero es importante tener en cuenta que las categorías de sexo masculino y parentesco conocido no dieron significativas, es decir, no se asocian con mayor ni menor probabilidad de recibir atención en salud mental, comparado con el sexo intersexual y agresor desconocido, respectivamente. Por lo tanto, la interpretación de odds ratios para estas categorías no es relevante:</w:t>
+        <w:t xml:space="preserve">Para comenzar se presenta la media, mediana e intervalo de credibilidad al 95% para cada parámetro, </w:t>
+      </w:r>
+      <w:r>
+        <w:rPr>
+          <w:b/>
+          <w:bCs/>
+        </w:rPr>
+        <w:t>donde este último indica el rango dentro del cual hay un 95% de probabilidad de que se encuentre el verdadero valor del parámetro, según la distribución posterior obtenida</w:t>
+      </w:r>
+      <w:r>
+        <w:t>. Además, se agrega el ancho de cada intervalo</w:t>
       </w:r>
     </w:p>
     <w:tbl>
       <w:tblPr>
         <w:tblStyle w:val="Table"/>
-        <w:tblW w:w="4696" w:type="pct"/>
-        <w:tblInd w:w="250" w:type="dxa"/>
-        <w:tblLayout w:type="fixed"/>
+        <w:tblW w:w="0" w:type="auto"/>
+        <w:jc w:val="center"/>
         <w:tblLook w:val="0020" w:firstRow="1" w:lastRow="0" w:firstColumn="0" w:lastColumn="0" w:noHBand="0" w:noVBand="0"/>
       </w:tblPr>
       <w:tblGrid>
-        <w:gridCol w:w="1701"/>
-        <w:gridCol w:w="1701"/>
-        <w:gridCol w:w="851"/>
-        <w:gridCol w:w="1417"/>
-        <w:gridCol w:w="2049"/>
-        <w:gridCol w:w="785"/>
+        <w:gridCol w:w="2343"/>
+        <w:gridCol w:w="880"/>
+        <w:gridCol w:w="1112"/>
+        <w:gridCol w:w="880"/>
+        <w:gridCol w:w="1009"/>
+        <w:gridCol w:w="1220"/>
       </w:tblGrid>
       <w:tr>
         <w:trPr>
           <w:cnfStyle w:val="100000000000" w:firstRow="1" w:lastRow="0" w:firstColumn="0" w:lastColumn="0" w:oddVBand="0" w:evenVBand="0" w:oddHBand="0" w:evenHBand="0" w:firstRowFirstColumn="0" w:firstRowLastColumn="0" w:lastRowFirstColumn="0" w:lastRowLastColumn="0"/>
           <w:tblHeader/>
+          <w:jc w:val="center"/>
         </w:trPr>
         <w:tc>
           <w:tcPr>
-            <w:tcW w:w="1701" w:type="dxa"/>
-            <w:tcBorders>
-              <w:bottom w:val="single" w:sz="4" w:space="0" w:color="auto"/>
-            </w:tcBorders>
-          </w:tcPr>
-          <w:p>
-            <w:pPr>
-              <w:pStyle w:val="Compact"/>
-            </w:pPr>
-            <w:proofErr w:type="spellStart"/>
-            <w:r>
-              <w:t>Parámetro</w:t>
-            </w:r>
-            <w:proofErr w:type="spellEnd"/>
-          </w:p>
-        </w:tc>
-        <w:tc>
-          <w:tcPr>
-            <w:tcW w:w="1701" w:type="dxa"/>
-            <w:tcBorders>
-              <w:bottom w:val="single" w:sz="4" w:space="0" w:color="auto"/>
-            </w:tcBorders>
+            <w:tcW w:w="0" w:type="auto"/>
           </w:tcPr>
           <w:p>
             <w:pPr>
@@ -498,94 +487,82 @@
         </w:tc>
         <w:tc>
           <w:tcPr>
-            <w:tcW w:w="851" w:type="dxa"/>
-            <w:tcBorders>
-              <w:bottom w:val="single" w:sz="4" w:space="0" w:color="auto"/>
-            </w:tcBorders>
-          </w:tcPr>
-          <w:p>
-            <w:pPr>
-              <w:pStyle w:val="Compact"/>
-              <w:jc w:val="right"/>
-            </w:pPr>
-            <w:r>
-              <w:t>Odds Ratio</w:t>
-            </w:r>
-          </w:p>
-        </w:tc>
-        <w:tc>
-          <w:tcPr>
-            <w:tcW w:w="1417" w:type="dxa"/>
-            <w:tcBorders>
-              <w:bottom w:val="single" w:sz="4" w:space="0" w:color="auto"/>
-            </w:tcBorders>
-          </w:tcPr>
-          <w:p>
-            <w:pPr>
-              <w:pStyle w:val="Compact"/>
-            </w:pPr>
-            <w:r>
-              <w:t>Parámetro</w:t>
-            </w:r>
-          </w:p>
-        </w:tc>
-        <w:tc>
-          <w:tcPr>
-            <w:tcW w:w="2049" w:type="dxa"/>
-            <w:tcBorders>
-              <w:bottom w:val="single" w:sz="4" w:space="0" w:color="auto"/>
-            </w:tcBorders>
-          </w:tcPr>
-          <w:p>
-            <w:pPr>
-              <w:pStyle w:val="Compact"/>
-            </w:pPr>
-            <w:r>
-              <w:t>Categoría</w:t>
-            </w:r>
-          </w:p>
-        </w:tc>
-        <w:tc>
-          <w:tcPr>
-            <w:tcW w:w="785" w:type="dxa"/>
-            <w:tcBorders>
-              <w:bottom w:val="single" w:sz="4" w:space="0" w:color="auto"/>
-            </w:tcBorders>
-          </w:tcPr>
-          <w:p>
-            <w:pPr>
-              <w:pStyle w:val="Compact"/>
-              <w:jc w:val="right"/>
-            </w:pPr>
-            <w:r>
-              <w:t>Odds Ratio</w:t>
+            <w:tcW w:w="0" w:type="auto"/>
+          </w:tcPr>
+          <w:p>
+            <w:pPr>
+              <w:pStyle w:val="Compact"/>
+              <w:jc w:val="right"/>
+            </w:pPr>
+            <w:r>
+              <w:t>Media</w:t>
+            </w:r>
+          </w:p>
+        </w:tc>
+        <w:tc>
+          <w:tcPr>
+            <w:tcW w:w="0" w:type="auto"/>
+          </w:tcPr>
+          <w:p>
+            <w:pPr>
+              <w:pStyle w:val="Compact"/>
+              <w:jc w:val="right"/>
+            </w:pPr>
+            <w:r>
+              <w:t>Mediana</w:t>
+            </w:r>
+          </w:p>
+        </w:tc>
+        <w:tc>
+          <w:tcPr>
+            <w:tcW w:w="0" w:type="auto"/>
+          </w:tcPr>
+          <w:p>
+            <w:pPr>
+              <w:pStyle w:val="Compact"/>
+              <w:jc w:val="right"/>
+            </w:pPr>
+            <w:r>
+              <w:t>IC_2.5</w:t>
+            </w:r>
+          </w:p>
+        </w:tc>
+        <w:tc>
+          <w:tcPr>
+            <w:tcW w:w="0" w:type="auto"/>
+          </w:tcPr>
+          <w:p>
+            <w:pPr>
+              <w:pStyle w:val="Compact"/>
+              <w:jc w:val="right"/>
+            </w:pPr>
+            <w:r>
+              <w:t>IC_97.5</w:t>
+            </w:r>
+          </w:p>
+        </w:tc>
+        <w:tc>
+          <w:tcPr>
+            <w:tcW w:w="0" w:type="auto"/>
+          </w:tcPr>
+          <w:p>
+            <w:pPr>
+              <w:pStyle w:val="Compact"/>
+              <w:jc w:val="right"/>
+            </w:pPr>
+            <w:r>
+              <w:t>Ancho_IC</w:t>
             </w:r>
           </w:p>
         </w:tc>
       </w:tr>
       <w:tr>
-        <w:tc>
-          <w:tcPr>
-            <w:tcW w:w="1701" w:type="dxa"/>
-            <w:tcBorders>
-              <w:top w:val="single" w:sz="4" w:space="0" w:color="auto"/>
-            </w:tcBorders>
-          </w:tcPr>
-          <w:p>
-            <w:pPr>
-              <w:pStyle w:val="Compact"/>
-            </w:pPr>
-            <w:r>
-              <w:t>β1</w:t>
-            </w:r>
-          </w:p>
-        </w:tc>
-        <w:tc>
-          <w:tcPr>
-            <w:tcW w:w="1701" w:type="dxa"/>
-            <w:tcBorders>
-              <w:top w:val="single" w:sz="4" w:space="0" w:color="auto"/>
-            </w:tcBorders>
+        <w:trPr>
+          <w:jc w:val="center"/>
+        </w:trPr>
+        <w:tc>
+          <w:tcPr>
+            <w:tcW w:w="0" w:type="auto"/>
           </w:tcPr>
           <w:p>
             <w:pPr>
@@ -598,88 +575,82 @@
         </w:tc>
         <w:tc>
           <w:tcPr>
-            <w:tcW w:w="851" w:type="dxa"/>
-            <w:tcBorders>
-              <w:top w:val="single" w:sz="4" w:space="0" w:color="auto"/>
-            </w:tcBorders>
-          </w:tcPr>
-          <w:p>
-            <w:pPr>
-              <w:pStyle w:val="Compact"/>
-              <w:jc w:val="right"/>
-            </w:pPr>
-            <w:r>
-              <w:t>0.99</w:t>
-            </w:r>
-          </w:p>
-        </w:tc>
-        <w:tc>
-          <w:tcPr>
-            <w:tcW w:w="1417" w:type="dxa"/>
-            <w:tcBorders>
-              <w:top w:val="single" w:sz="4" w:space="0" w:color="auto"/>
-            </w:tcBorders>
-          </w:tcPr>
-          <w:p>
-            <w:pPr>
-              <w:pStyle w:val="Compact"/>
-            </w:pPr>
-            <w:r>
-              <w:t>β14</w:t>
-            </w:r>
-          </w:p>
-        </w:tc>
-        <w:tc>
-          <w:tcPr>
-            <w:tcW w:w="2049" w:type="dxa"/>
-            <w:tcBorders>
-              <w:top w:val="single" w:sz="4" w:space="0" w:color="auto"/>
-            </w:tcBorders>
-          </w:tcPr>
-          <w:p>
-            <w:pPr>
-              <w:pStyle w:val="Compact"/>
-            </w:pPr>
-            <w:r>
-              <w:t>Convivencia agresor</w:t>
-            </w:r>
-          </w:p>
-        </w:tc>
-        <w:tc>
-          <w:tcPr>
-            <w:tcW w:w="785" w:type="dxa"/>
-            <w:tcBorders>
-              <w:top w:val="single" w:sz="4" w:space="0" w:color="auto"/>
-            </w:tcBorders>
-          </w:tcPr>
-          <w:p>
-            <w:pPr>
-              <w:pStyle w:val="Compact"/>
-              <w:jc w:val="right"/>
-            </w:pPr>
-            <w:r>
-              <w:t>0.91</w:t>
+            <w:tcW w:w="0" w:type="auto"/>
+          </w:tcPr>
+          <w:p>
+            <w:pPr>
+              <w:pStyle w:val="Compact"/>
+              <w:jc w:val="right"/>
+            </w:pPr>
+            <w:r>
+              <w:t>-0.012</w:t>
+            </w:r>
+          </w:p>
+        </w:tc>
+        <w:tc>
+          <w:tcPr>
+            <w:tcW w:w="0" w:type="auto"/>
+          </w:tcPr>
+          <w:p>
+            <w:pPr>
+              <w:pStyle w:val="Compact"/>
+              <w:jc w:val="right"/>
+            </w:pPr>
+            <w:r>
+              <w:t>-0.012</w:t>
+            </w:r>
+          </w:p>
+        </w:tc>
+        <w:tc>
+          <w:tcPr>
+            <w:tcW w:w="0" w:type="auto"/>
+          </w:tcPr>
+          <w:p>
+            <w:pPr>
+              <w:pStyle w:val="Compact"/>
+              <w:jc w:val="right"/>
+            </w:pPr>
+            <w:r>
+              <w:t>-0.014</w:t>
+            </w:r>
+          </w:p>
+        </w:tc>
+        <w:tc>
+          <w:tcPr>
+            <w:tcW w:w="0" w:type="auto"/>
+          </w:tcPr>
+          <w:p>
+            <w:pPr>
+              <w:pStyle w:val="Compact"/>
+              <w:jc w:val="right"/>
+            </w:pPr>
+            <w:r>
+              <w:t>-0.011</w:t>
+            </w:r>
+          </w:p>
+        </w:tc>
+        <w:tc>
+          <w:tcPr>
+            <w:tcW w:w="0" w:type="auto"/>
+          </w:tcPr>
+          <w:p>
+            <w:pPr>
+              <w:pStyle w:val="Compact"/>
+              <w:jc w:val="right"/>
+            </w:pPr>
+            <w:r>
+              <w:t>0.003</w:t>
             </w:r>
           </w:p>
         </w:tc>
       </w:tr>
       <w:tr>
-        <w:tc>
-          <w:tcPr>
-            <w:tcW w:w="1701" w:type="dxa"/>
-          </w:tcPr>
-          <w:p>
-            <w:pPr>
-              <w:pStyle w:val="Compact"/>
-            </w:pPr>
-            <w:r>
-              <w:t>β2</w:t>
-            </w:r>
-          </w:p>
-        </w:tc>
-        <w:tc>
-          <w:tcPr>
-            <w:tcW w:w="1701" w:type="dxa"/>
+        <w:trPr>
+          <w:jc w:val="center"/>
+        </w:trPr>
+        <w:tc>
+          <w:tcPr>
+            <w:tcW w:w="0" w:type="auto"/>
           </w:tcPr>
           <w:p>
             <w:pPr>
@@ -692,76 +663,82 @@
         </w:tc>
         <w:tc>
           <w:tcPr>
-            <w:tcW w:w="851" w:type="dxa"/>
-          </w:tcPr>
-          <w:p>
-            <w:pPr>
-              <w:pStyle w:val="Compact"/>
-              <w:jc w:val="right"/>
-            </w:pPr>
-            <w:r>
-              <w:t>2.60</w:t>
-            </w:r>
-          </w:p>
-        </w:tc>
-        <w:tc>
-          <w:tcPr>
-            <w:tcW w:w="1417" w:type="dxa"/>
-          </w:tcPr>
-          <w:p>
-            <w:pPr>
-              <w:pStyle w:val="Compact"/>
-            </w:pPr>
-            <w:r>
-              <w:t>β15</w:t>
-            </w:r>
-          </w:p>
-        </w:tc>
-        <w:tc>
-          <w:tcPr>
-            <w:tcW w:w="2049" w:type="dxa"/>
-          </w:tcPr>
-          <w:p>
-            <w:pPr>
-              <w:pStyle w:val="Compact"/>
-            </w:pPr>
-            <w:r>
-              <w:t>Hospitalización</w:t>
-            </w:r>
-          </w:p>
-        </w:tc>
-        <w:tc>
-          <w:tcPr>
-            <w:tcW w:w="785" w:type="dxa"/>
-          </w:tcPr>
-          <w:p>
-            <w:pPr>
-              <w:pStyle w:val="Compact"/>
-              <w:jc w:val="right"/>
-            </w:pPr>
-            <w:r>
-              <w:t>8.04</w:t>
+            <w:tcW w:w="0" w:type="auto"/>
+          </w:tcPr>
+          <w:p>
+            <w:pPr>
+              <w:pStyle w:val="Compact"/>
+              <w:jc w:val="right"/>
+            </w:pPr>
+            <w:r>
+              <w:t>0.957</w:t>
+            </w:r>
+          </w:p>
+        </w:tc>
+        <w:tc>
+          <w:tcPr>
+            <w:tcW w:w="0" w:type="auto"/>
+          </w:tcPr>
+          <w:p>
+            <w:pPr>
+              <w:pStyle w:val="Compact"/>
+              <w:jc w:val="right"/>
+            </w:pPr>
+            <w:r>
+              <w:t>0.957</w:t>
+            </w:r>
+          </w:p>
+        </w:tc>
+        <w:tc>
+          <w:tcPr>
+            <w:tcW w:w="0" w:type="auto"/>
+          </w:tcPr>
+          <w:p>
+            <w:pPr>
+              <w:pStyle w:val="Compact"/>
+              <w:jc w:val="right"/>
+            </w:pPr>
+            <w:r>
+              <w:t>0.857</w:t>
+            </w:r>
+          </w:p>
+        </w:tc>
+        <w:tc>
+          <w:tcPr>
+            <w:tcW w:w="0" w:type="auto"/>
+          </w:tcPr>
+          <w:p>
+            <w:pPr>
+              <w:pStyle w:val="Compact"/>
+              <w:jc w:val="right"/>
+            </w:pPr>
+            <w:r>
+              <w:t>1.055</w:t>
+            </w:r>
+          </w:p>
+        </w:tc>
+        <w:tc>
+          <w:tcPr>
+            <w:tcW w:w="0" w:type="auto"/>
+          </w:tcPr>
+          <w:p>
+            <w:pPr>
+              <w:pStyle w:val="Compact"/>
+              <w:jc w:val="right"/>
+            </w:pPr>
+            <w:r>
+              <w:t>0.198</w:t>
             </w:r>
           </w:p>
         </w:tc>
       </w:tr>
       <w:tr>
-        <w:tc>
-          <w:tcPr>
-            <w:tcW w:w="1701" w:type="dxa"/>
-          </w:tcPr>
-          <w:p>
-            <w:pPr>
-              <w:pStyle w:val="Compact"/>
-            </w:pPr>
-            <w:r>
-              <w:t>β3</w:t>
-            </w:r>
-          </w:p>
-        </w:tc>
-        <w:tc>
-          <w:tcPr>
-            <w:tcW w:w="1701" w:type="dxa"/>
+        <w:trPr>
+          <w:jc w:val="center"/>
+        </w:trPr>
+        <w:tc>
+          <w:tcPr>
+            <w:tcW w:w="0" w:type="auto"/>
           </w:tcPr>
           <w:p>
             <w:pPr>
@@ -774,76 +751,82 @@
         </w:tc>
         <w:tc>
           <w:tcPr>
-            <w:tcW w:w="851" w:type="dxa"/>
-          </w:tcPr>
-          <w:p>
-            <w:pPr>
-              <w:pStyle w:val="Compact"/>
-              <w:jc w:val="right"/>
-            </w:pPr>
-            <w:r>
-              <w:t>4.03</w:t>
-            </w:r>
-          </w:p>
-        </w:tc>
-        <w:tc>
-          <w:tcPr>
-            <w:tcW w:w="1417" w:type="dxa"/>
-          </w:tcPr>
-          <w:p>
-            <w:pPr>
-              <w:pStyle w:val="Compact"/>
-            </w:pPr>
-            <w:r>
-              <w:t>β16</w:t>
-            </w:r>
-          </w:p>
-        </w:tc>
-        <w:tc>
-          <w:tcPr>
-            <w:tcW w:w="2049" w:type="dxa"/>
-          </w:tcPr>
-          <w:p>
-            <w:pPr>
-              <w:pStyle w:val="Compact"/>
-            </w:pPr>
-            <w:r>
-              <w:t>Esc. Espacio público y social</w:t>
-            </w:r>
-          </w:p>
-        </w:tc>
-        <w:tc>
-          <w:tcPr>
-            <w:tcW w:w="785" w:type="dxa"/>
-          </w:tcPr>
-          <w:p>
-            <w:pPr>
-              <w:pStyle w:val="Compact"/>
-              <w:jc w:val="right"/>
-            </w:pPr>
-            <w:r>
-              <w:t>1.41</w:t>
+            <w:tcW w:w="0" w:type="auto"/>
+          </w:tcPr>
+          <w:p>
+            <w:pPr>
+              <w:pStyle w:val="Compact"/>
+              <w:jc w:val="right"/>
+            </w:pPr>
+            <w:r>
+              <w:t>1.394</w:t>
+            </w:r>
+          </w:p>
+        </w:tc>
+        <w:tc>
+          <w:tcPr>
+            <w:tcW w:w="0" w:type="auto"/>
+          </w:tcPr>
+          <w:p>
+            <w:pPr>
+              <w:pStyle w:val="Compact"/>
+              <w:jc w:val="right"/>
+            </w:pPr>
+            <w:r>
+              <w:t>1.394</w:t>
+            </w:r>
+          </w:p>
+        </w:tc>
+        <w:tc>
+          <w:tcPr>
+            <w:tcW w:w="0" w:type="auto"/>
+          </w:tcPr>
+          <w:p>
+            <w:pPr>
+              <w:pStyle w:val="Compact"/>
+              <w:jc w:val="right"/>
+            </w:pPr>
+            <w:r>
+              <w:t>1.266</w:t>
+            </w:r>
+          </w:p>
+        </w:tc>
+        <w:tc>
+          <w:tcPr>
+            <w:tcW w:w="0" w:type="auto"/>
+          </w:tcPr>
+          <w:p>
+            <w:pPr>
+              <w:pStyle w:val="Compact"/>
+              <w:jc w:val="right"/>
+            </w:pPr>
+            <w:r>
+              <w:t>1.523</w:t>
+            </w:r>
+          </w:p>
+        </w:tc>
+        <w:tc>
+          <w:tcPr>
+            <w:tcW w:w="0" w:type="auto"/>
+          </w:tcPr>
+          <w:p>
+            <w:pPr>
+              <w:pStyle w:val="Compact"/>
+              <w:jc w:val="right"/>
+            </w:pPr>
+            <w:r>
+              <w:t>0.257</w:t>
             </w:r>
           </w:p>
         </w:tc>
       </w:tr>
       <w:tr>
-        <w:tc>
-          <w:tcPr>
-            <w:tcW w:w="1701" w:type="dxa"/>
-          </w:tcPr>
-          <w:p>
-            <w:pPr>
-              <w:pStyle w:val="Compact"/>
-            </w:pPr>
-            <w:r>
-              <w:t>β4</w:t>
-            </w:r>
-          </w:p>
-        </w:tc>
-        <w:tc>
-          <w:tcPr>
-            <w:tcW w:w="1701" w:type="dxa"/>
+        <w:trPr>
+          <w:jc w:val="center"/>
+        </w:trPr>
+        <w:tc>
+          <w:tcPr>
+            <w:tcW w:w="0" w:type="auto"/>
           </w:tcPr>
           <w:p>
             <w:pPr>
@@ -856,67 +839,82 @@
         </w:tc>
         <w:tc>
           <w:tcPr>
-            <w:tcW w:w="851" w:type="dxa"/>
-          </w:tcPr>
-          <w:p>
-            <w:pPr>
-              <w:pStyle w:val="Compact"/>
-              <w:jc w:val="right"/>
-            </w:pPr>
-            <w:r>
-              <w:t>1.50</w:t>
-            </w:r>
-          </w:p>
-        </w:tc>
-        <w:tc>
-          <w:tcPr>
-            <w:tcW w:w="1417" w:type="dxa"/>
-          </w:tcPr>
-          <w:p>
-            <w:pPr>
-              <w:pStyle w:val="Compact"/>
-            </w:pPr>
-          </w:p>
-        </w:tc>
-        <w:tc>
-          <w:tcPr>
-            <w:tcW w:w="2049" w:type="dxa"/>
-          </w:tcPr>
-          <w:p>
-            <w:pPr>
-              <w:pStyle w:val="Compact"/>
-            </w:pPr>
-          </w:p>
-        </w:tc>
-        <w:tc>
-          <w:tcPr>
-            <w:tcW w:w="785" w:type="dxa"/>
-          </w:tcPr>
-          <w:p>
-            <w:pPr>
-              <w:pStyle w:val="Compact"/>
-              <w:jc w:val="right"/>
-            </w:pPr>
+            <w:tcW w:w="0" w:type="auto"/>
+          </w:tcPr>
+          <w:p>
+            <w:pPr>
+              <w:pStyle w:val="Compact"/>
+              <w:jc w:val="right"/>
+            </w:pPr>
+            <w:r>
+              <w:t>0.407</w:t>
+            </w:r>
+          </w:p>
+        </w:tc>
+        <w:tc>
+          <w:tcPr>
+            <w:tcW w:w="0" w:type="auto"/>
+          </w:tcPr>
+          <w:p>
+            <w:pPr>
+              <w:pStyle w:val="Compact"/>
+              <w:jc w:val="right"/>
+            </w:pPr>
+            <w:r>
+              <w:t>0.407</w:t>
+            </w:r>
+          </w:p>
+        </w:tc>
+        <w:tc>
+          <w:tcPr>
+            <w:tcW w:w="0" w:type="auto"/>
+          </w:tcPr>
+          <w:p>
+            <w:pPr>
+              <w:pStyle w:val="Compact"/>
+              <w:jc w:val="right"/>
+            </w:pPr>
+            <w:r>
+              <w:t>0.257</w:t>
+            </w:r>
+          </w:p>
+        </w:tc>
+        <w:tc>
+          <w:tcPr>
+            <w:tcW w:w="0" w:type="auto"/>
+          </w:tcPr>
+          <w:p>
+            <w:pPr>
+              <w:pStyle w:val="Compact"/>
+              <w:jc w:val="right"/>
+            </w:pPr>
+            <w:r>
+              <w:t>0.556</w:t>
+            </w:r>
+          </w:p>
+        </w:tc>
+        <w:tc>
+          <w:tcPr>
+            <w:tcW w:w="0" w:type="auto"/>
+          </w:tcPr>
+          <w:p>
+            <w:pPr>
+              <w:pStyle w:val="Compact"/>
+              <w:jc w:val="right"/>
+            </w:pPr>
+            <w:r>
+              <w:t>0.299</w:t>
+            </w:r>
           </w:p>
         </w:tc>
       </w:tr>
       <w:tr>
-        <w:tc>
-          <w:tcPr>
-            <w:tcW w:w="1701" w:type="dxa"/>
-          </w:tcPr>
-          <w:p>
-            <w:pPr>
-              <w:pStyle w:val="Compact"/>
-            </w:pPr>
-            <w:r>
-              <w:t>β5</w:t>
-            </w:r>
-          </w:p>
-        </w:tc>
-        <w:tc>
-          <w:tcPr>
-            <w:tcW w:w="1701" w:type="dxa"/>
+        <w:trPr>
+          <w:jc w:val="center"/>
+        </w:trPr>
+        <w:tc>
+          <w:tcPr>
+            <w:tcW w:w="0" w:type="auto"/>
           </w:tcPr>
           <w:p>
             <w:pPr>
@@ -929,67 +927,82 @@
         </w:tc>
         <w:tc>
           <w:tcPr>
-            <w:tcW w:w="851" w:type="dxa"/>
-          </w:tcPr>
-          <w:p>
-            <w:pPr>
-              <w:pStyle w:val="Compact"/>
-              <w:jc w:val="right"/>
-            </w:pPr>
-            <w:r>
-              <w:t>42.91</w:t>
-            </w:r>
-          </w:p>
-        </w:tc>
-        <w:tc>
-          <w:tcPr>
-            <w:tcW w:w="1417" w:type="dxa"/>
-          </w:tcPr>
-          <w:p>
-            <w:pPr>
-              <w:pStyle w:val="Compact"/>
-            </w:pPr>
-          </w:p>
-        </w:tc>
-        <w:tc>
-          <w:tcPr>
-            <w:tcW w:w="2049" w:type="dxa"/>
-          </w:tcPr>
-          <w:p>
-            <w:pPr>
-              <w:pStyle w:val="Compact"/>
-            </w:pPr>
-          </w:p>
-        </w:tc>
-        <w:tc>
-          <w:tcPr>
-            <w:tcW w:w="785" w:type="dxa"/>
-          </w:tcPr>
-          <w:p>
-            <w:pPr>
-              <w:pStyle w:val="Compact"/>
-              <w:jc w:val="right"/>
-            </w:pPr>
+            <w:tcW w:w="0" w:type="auto"/>
+          </w:tcPr>
+          <w:p>
+            <w:pPr>
+              <w:pStyle w:val="Compact"/>
+              <w:jc w:val="right"/>
+            </w:pPr>
+            <w:r>
+              <w:t>3.759</w:t>
+            </w:r>
+          </w:p>
+        </w:tc>
+        <w:tc>
+          <w:tcPr>
+            <w:tcW w:w="0" w:type="auto"/>
+          </w:tcPr>
+          <w:p>
+            <w:pPr>
+              <w:pStyle w:val="Compact"/>
+              <w:jc w:val="right"/>
+            </w:pPr>
+            <w:r>
+              <w:t>3.759</w:t>
+            </w:r>
+          </w:p>
+        </w:tc>
+        <w:tc>
+          <w:tcPr>
+            <w:tcW w:w="0" w:type="auto"/>
+          </w:tcPr>
+          <w:p>
+            <w:pPr>
+              <w:pStyle w:val="Compact"/>
+              <w:jc w:val="right"/>
+            </w:pPr>
+            <w:r>
+              <w:t>3.625</w:t>
+            </w:r>
+          </w:p>
+        </w:tc>
+        <w:tc>
+          <w:tcPr>
+            <w:tcW w:w="0" w:type="auto"/>
+          </w:tcPr>
+          <w:p>
+            <w:pPr>
+              <w:pStyle w:val="Compact"/>
+              <w:jc w:val="right"/>
+            </w:pPr>
+            <w:r>
+              <w:t>3.894</w:t>
+            </w:r>
+          </w:p>
+        </w:tc>
+        <w:tc>
+          <w:tcPr>
+            <w:tcW w:w="0" w:type="auto"/>
+          </w:tcPr>
+          <w:p>
+            <w:pPr>
+              <w:pStyle w:val="Compact"/>
+              <w:jc w:val="right"/>
+            </w:pPr>
+            <w:r>
+              <w:t>0.269</w:t>
+            </w:r>
           </w:p>
         </w:tc>
       </w:tr>
       <w:tr>
-        <w:tc>
-          <w:tcPr>
-            <w:tcW w:w="1701" w:type="dxa"/>
-          </w:tcPr>
-          <w:p>
-            <w:pPr>
-              <w:pStyle w:val="Compact"/>
-            </w:pPr>
-            <w:r>
-              <w:t>β6</w:t>
-            </w:r>
-          </w:p>
-        </w:tc>
-        <w:tc>
-          <w:tcPr>
-            <w:tcW w:w="1701" w:type="dxa"/>
+        <w:trPr>
+          <w:jc w:val="center"/>
+        </w:trPr>
+        <w:tc>
+          <w:tcPr>
+            <w:tcW w:w="0" w:type="auto"/>
           </w:tcPr>
           <w:p>
             <w:pPr>
@@ -1002,67 +1015,82 @@
         </w:tc>
         <w:tc>
           <w:tcPr>
-            <w:tcW w:w="851" w:type="dxa"/>
-          </w:tcPr>
-          <w:p>
-            <w:pPr>
-              <w:pStyle w:val="Compact"/>
-              <w:jc w:val="right"/>
-            </w:pPr>
-            <w:r>
-              <w:t>1.78</w:t>
-            </w:r>
-          </w:p>
-        </w:tc>
-        <w:tc>
-          <w:tcPr>
-            <w:tcW w:w="1417" w:type="dxa"/>
-          </w:tcPr>
-          <w:p>
-            <w:pPr>
-              <w:pStyle w:val="Compact"/>
-            </w:pPr>
-          </w:p>
-        </w:tc>
-        <w:tc>
-          <w:tcPr>
-            <w:tcW w:w="2049" w:type="dxa"/>
-          </w:tcPr>
-          <w:p>
-            <w:pPr>
-              <w:pStyle w:val="Compact"/>
-            </w:pPr>
-          </w:p>
-        </w:tc>
-        <w:tc>
-          <w:tcPr>
-            <w:tcW w:w="785" w:type="dxa"/>
-          </w:tcPr>
-          <w:p>
-            <w:pPr>
-              <w:pStyle w:val="Compact"/>
-              <w:jc w:val="right"/>
-            </w:pPr>
+            <w:tcW w:w="0" w:type="auto"/>
+          </w:tcPr>
+          <w:p>
+            <w:pPr>
+              <w:pStyle w:val="Compact"/>
+              <w:jc w:val="right"/>
+            </w:pPr>
+            <w:r>
+              <w:t>0.577</w:t>
+            </w:r>
+          </w:p>
+        </w:tc>
+        <w:tc>
+          <w:tcPr>
+            <w:tcW w:w="0" w:type="auto"/>
+          </w:tcPr>
+          <w:p>
+            <w:pPr>
+              <w:pStyle w:val="Compact"/>
+              <w:jc w:val="right"/>
+            </w:pPr>
+            <w:r>
+              <w:t>0.577</w:t>
+            </w:r>
+          </w:p>
+        </w:tc>
+        <w:tc>
+          <w:tcPr>
+            <w:tcW w:w="0" w:type="auto"/>
+          </w:tcPr>
+          <w:p>
+            <w:pPr>
+              <w:pStyle w:val="Compact"/>
+              <w:jc w:val="right"/>
+            </w:pPr>
+            <w:r>
+              <w:t>0.408</w:t>
+            </w:r>
+          </w:p>
+        </w:tc>
+        <w:tc>
+          <w:tcPr>
+            <w:tcW w:w="0" w:type="auto"/>
+          </w:tcPr>
+          <w:p>
+            <w:pPr>
+              <w:pStyle w:val="Compact"/>
+              <w:jc w:val="right"/>
+            </w:pPr>
+            <w:r>
+              <w:t>0.744</w:t>
+            </w:r>
+          </w:p>
+        </w:tc>
+        <w:tc>
+          <w:tcPr>
+            <w:tcW w:w="0" w:type="auto"/>
+          </w:tcPr>
+          <w:p>
+            <w:pPr>
+              <w:pStyle w:val="Compact"/>
+              <w:jc w:val="right"/>
+            </w:pPr>
+            <w:r>
+              <w:t>0.336</w:t>
+            </w:r>
           </w:p>
         </w:tc>
       </w:tr>
       <w:tr>
-        <w:tc>
-          <w:tcPr>
-            <w:tcW w:w="1701" w:type="dxa"/>
-          </w:tcPr>
-          <w:p>
-            <w:pPr>
-              <w:pStyle w:val="Compact"/>
-            </w:pPr>
-            <w:r>
-              <w:t>β7</w:t>
-            </w:r>
-          </w:p>
-        </w:tc>
-        <w:tc>
-          <w:tcPr>
-            <w:tcW w:w="1701" w:type="dxa"/>
+        <w:trPr>
+          <w:jc w:val="center"/>
+        </w:trPr>
+        <w:tc>
+          <w:tcPr>
+            <w:tcW w:w="0" w:type="auto"/>
           </w:tcPr>
           <w:p>
             <w:pPr>
@@ -1075,67 +1103,82 @@
         </w:tc>
         <w:tc>
           <w:tcPr>
-            <w:tcW w:w="851" w:type="dxa"/>
-          </w:tcPr>
-          <w:p>
-            <w:pPr>
-              <w:pStyle w:val="Compact"/>
-              <w:jc w:val="right"/>
-            </w:pPr>
-            <w:r>
-              <w:t>1.80</w:t>
-            </w:r>
-          </w:p>
-        </w:tc>
-        <w:tc>
-          <w:tcPr>
-            <w:tcW w:w="1417" w:type="dxa"/>
-          </w:tcPr>
-          <w:p>
-            <w:pPr>
-              <w:pStyle w:val="Compact"/>
-            </w:pPr>
-          </w:p>
-        </w:tc>
-        <w:tc>
-          <w:tcPr>
-            <w:tcW w:w="2049" w:type="dxa"/>
-          </w:tcPr>
-          <w:p>
-            <w:pPr>
-              <w:pStyle w:val="Compact"/>
-            </w:pPr>
-          </w:p>
-        </w:tc>
-        <w:tc>
-          <w:tcPr>
-            <w:tcW w:w="785" w:type="dxa"/>
-          </w:tcPr>
-          <w:p>
-            <w:pPr>
-              <w:pStyle w:val="Compact"/>
-              <w:jc w:val="right"/>
-            </w:pPr>
+            <w:tcW w:w="0" w:type="auto"/>
+          </w:tcPr>
+          <w:p>
+            <w:pPr>
+              <w:pStyle w:val="Compact"/>
+              <w:jc w:val="right"/>
+            </w:pPr>
+            <w:r>
+              <w:t>0.588</w:t>
+            </w:r>
+          </w:p>
+        </w:tc>
+        <w:tc>
+          <w:tcPr>
+            <w:tcW w:w="0" w:type="auto"/>
+          </w:tcPr>
+          <w:p>
+            <w:pPr>
+              <w:pStyle w:val="Compact"/>
+              <w:jc w:val="right"/>
+            </w:pPr>
+            <w:r>
+              <w:t>0.588</w:t>
+            </w:r>
+          </w:p>
+        </w:tc>
+        <w:tc>
+          <w:tcPr>
+            <w:tcW w:w="0" w:type="auto"/>
+          </w:tcPr>
+          <w:p>
+            <w:pPr>
+              <w:pStyle w:val="Compact"/>
+              <w:jc w:val="right"/>
+            </w:pPr>
+            <w:r>
+              <w:t>0.157</w:t>
+            </w:r>
+          </w:p>
+        </w:tc>
+        <w:tc>
+          <w:tcPr>
+            <w:tcW w:w="0" w:type="auto"/>
+          </w:tcPr>
+          <w:p>
+            <w:pPr>
+              <w:pStyle w:val="Compact"/>
+              <w:jc w:val="right"/>
+            </w:pPr>
+            <w:r>
+              <w:t>1.024</w:t>
+            </w:r>
+          </w:p>
+        </w:tc>
+        <w:tc>
+          <w:tcPr>
+            <w:tcW w:w="0" w:type="auto"/>
+          </w:tcPr>
+          <w:p>
+            <w:pPr>
+              <w:pStyle w:val="Compact"/>
+              <w:jc w:val="right"/>
+            </w:pPr>
+            <w:r>
+              <w:t>0.867</w:t>
+            </w:r>
           </w:p>
         </w:tc>
       </w:tr>
       <w:tr>
-        <w:tc>
-          <w:tcPr>
-            <w:tcW w:w="1701" w:type="dxa"/>
-          </w:tcPr>
-          <w:p>
-            <w:pPr>
-              <w:pStyle w:val="Compact"/>
-            </w:pPr>
-            <w:r>
-              <w:t>β8</w:t>
-            </w:r>
-          </w:p>
-        </w:tc>
-        <w:tc>
-          <w:tcPr>
-            <w:tcW w:w="1701" w:type="dxa"/>
+        <w:trPr>
+          <w:jc w:val="center"/>
+        </w:trPr>
+        <w:tc>
+          <w:tcPr>
+            <w:tcW w:w="0" w:type="auto"/>
           </w:tcPr>
           <w:p>
             <w:pPr>
@@ -1148,67 +1191,82 @@
         </w:tc>
         <w:tc>
           <w:tcPr>
-            <w:tcW w:w="851" w:type="dxa"/>
-          </w:tcPr>
-          <w:p>
-            <w:pPr>
-              <w:pStyle w:val="Compact"/>
-              <w:jc w:val="right"/>
-            </w:pPr>
-            <w:r>
-              <w:t>0.45</w:t>
-            </w:r>
-          </w:p>
-        </w:tc>
-        <w:tc>
-          <w:tcPr>
-            <w:tcW w:w="1417" w:type="dxa"/>
-          </w:tcPr>
-          <w:p>
-            <w:pPr>
-              <w:pStyle w:val="Compact"/>
-            </w:pPr>
-          </w:p>
-        </w:tc>
-        <w:tc>
-          <w:tcPr>
-            <w:tcW w:w="2049" w:type="dxa"/>
-          </w:tcPr>
-          <w:p>
-            <w:pPr>
-              <w:pStyle w:val="Compact"/>
-            </w:pPr>
-          </w:p>
-        </w:tc>
-        <w:tc>
-          <w:tcPr>
-            <w:tcW w:w="785" w:type="dxa"/>
-          </w:tcPr>
-          <w:p>
-            <w:pPr>
-              <w:pStyle w:val="Compact"/>
-              <w:jc w:val="right"/>
-            </w:pPr>
+            <w:tcW w:w="0" w:type="auto"/>
+          </w:tcPr>
+          <w:p>
+            <w:pPr>
+              <w:pStyle w:val="Compact"/>
+              <w:jc w:val="right"/>
+            </w:pPr>
+            <w:r>
+              <w:t>-0.807</w:t>
+            </w:r>
+          </w:p>
+        </w:tc>
+        <w:tc>
+          <w:tcPr>
+            <w:tcW w:w="0" w:type="auto"/>
+          </w:tcPr>
+          <w:p>
+            <w:pPr>
+              <w:pStyle w:val="Compact"/>
+              <w:jc w:val="right"/>
+            </w:pPr>
+            <w:r>
+              <w:t>-0.805</w:t>
+            </w:r>
+          </w:p>
+        </w:tc>
+        <w:tc>
+          <w:tcPr>
+            <w:tcW w:w="0" w:type="auto"/>
+          </w:tcPr>
+          <w:p>
+            <w:pPr>
+              <w:pStyle w:val="Compact"/>
+              <w:jc w:val="right"/>
+            </w:pPr>
+            <w:r>
+              <w:t>-1.235</w:t>
+            </w:r>
+          </w:p>
+        </w:tc>
+        <w:tc>
+          <w:tcPr>
+            <w:tcW w:w="0" w:type="auto"/>
+          </w:tcPr>
+          <w:p>
+            <w:pPr>
+              <w:pStyle w:val="Compact"/>
+              <w:jc w:val="right"/>
+            </w:pPr>
+            <w:r>
+              <w:t>-0.390</w:t>
+            </w:r>
+          </w:p>
+        </w:tc>
+        <w:tc>
+          <w:tcPr>
+            <w:tcW w:w="0" w:type="auto"/>
+          </w:tcPr>
+          <w:p>
+            <w:pPr>
+              <w:pStyle w:val="Compact"/>
+              <w:jc w:val="right"/>
+            </w:pPr>
+            <w:r>
+              <w:t>0.845</w:t>
+            </w:r>
           </w:p>
         </w:tc>
       </w:tr>
       <w:tr>
-        <w:tc>
-          <w:tcPr>
-            <w:tcW w:w="1701" w:type="dxa"/>
-          </w:tcPr>
-          <w:p>
-            <w:pPr>
-              <w:pStyle w:val="Compact"/>
-            </w:pPr>
-            <w:r>
-              <w:t>β9</w:t>
-            </w:r>
-          </w:p>
-        </w:tc>
-        <w:tc>
-          <w:tcPr>
-            <w:tcW w:w="1701" w:type="dxa"/>
+        <w:trPr>
+          <w:jc w:val="center"/>
+        </w:trPr>
+        <w:tc>
+          <w:tcPr>
+            <w:tcW w:w="0" w:type="auto"/>
           </w:tcPr>
           <w:p>
             <w:pPr>
@@ -1221,67 +1279,82 @@
         </w:tc>
         <w:tc>
           <w:tcPr>
-            <w:tcW w:w="851" w:type="dxa"/>
-          </w:tcPr>
-          <w:p>
-            <w:pPr>
-              <w:pStyle w:val="Compact"/>
-              <w:jc w:val="right"/>
-            </w:pPr>
-            <w:r>
-              <w:t>1.05</w:t>
-            </w:r>
-          </w:p>
-        </w:tc>
-        <w:tc>
-          <w:tcPr>
-            <w:tcW w:w="1417" w:type="dxa"/>
-          </w:tcPr>
-          <w:p>
-            <w:pPr>
-              <w:pStyle w:val="Compact"/>
-            </w:pPr>
-          </w:p>
-        </w:tc>
-        <w:tc>
-          <w:tcPr>
-            <w:tcW w:w="2049" w:type="dxa"/>
-          </w:tcPr>
-          <w:p>
-            <w:pPr>
-              <w:pStyle w:val="Compact"/>
-            </w:pPr>
-          </w:p>
-        </w:tc>
-        <w:tc>
-          <w:tcPr>
-            <w:tcW w:w="785" w:type="dxa"/>
-          </w:tcPr>
-          <w:p>
-            <w:pPr>
-              <w:pStyle w:val="Compact"/>
-              <w:jc w:val="right"/>
-            </w:pPr>
+            <w:tcW w:w="0" w:type="auto"/>
+          </w:tcPr>
+          <w:p>
+            <w:pPr>
+              <w:pStyle w:val="Compact"/>
+              <w:jc w:val="right"/>
+            </w:pPr>
+            <w:r>
+              <w:t>0.046</w:t>
+            </w:r>
+          </w:p>
+        </w:tc>
+        <w:tc>
+          <w:tcPr>
+            <w:tcW w:w="0" w:type="auto"/>
+          </w:tcPr>
+          <w:p>
+            <w:pPr>
+              <w:pStyle w:val="Compact"/>
+              <w:jc w:val="right"/>
+            </w:pPr>
+            <w:r>
+              <w:t>0.048</w:t>
+            </w:r>
+          </w:p>
+        </w:tc>
+        <w:tc>
+          <w:tcPr>
+            <w:tcW w:w="0" w:type="auto"/>
+          </w:tcPr>
+          <w:p>
+            <w:pPr>
+              <w:pStyle w:val="Compact"/>
+              <w:jc w:val="right"/>
+            </w:pPr>
+            <w:r>
+              <w:t>-0.379</w:t>
+            </w:r>
+          </w:p>
+        </w:tc>
+        <w:tc>
+          <w:tcPr>
+            <w:tcW w:w="0" w:type="auto"/>
+          </w:tcPr>
+          <w:p>
+            <w:pPr>
+              <w:pStyle w:val="Compact"/>
+              <w:jc w:val="right"/>
+            </w:pPr>
+            <w:r>
+              <w:t>0.462</w:t>
+            </w:r>
+          </w:p>
+        </w:tc>
+        <w:tc>
+          <w:tcPr>
+            <w:tcW w:w="0" w:type="auto"/>
+          </w:tcPr>
+          <w:p>
+            <w:pPr>
+              <w:pStyle w:val="Compact"/>
+              <w:jc w:val="right"/>
+            </w:pPr>
+            <w:r>
+              <w:t>0.841</w:t>
+            </w:r>
           </w:p>
         </w:tc>
       </w:tr>
       <w:tr>
-        <w:tc>
-          <w:tcPr>
-            <w:tcW w:w="1701" w:type="dxa"/>
-          </w:tcPr>
-          <w:p>
-            <w:pPr>
-              <w:pStyle w:val="Compact"/>
-            </w:pPr>
-            <w:r>
-              <w:t>β10</w:t>
-            </w:r>
-          </w:p>
-        </w:tc>
-        <w:tc>
-          <w:tcPr>
-            <w:tcW w:w="1701" w:type="dxa"/>
+        <w:trPr>
+          <w:jc w:val="center"/>
+        </w:trPr>
+        <w:tc>
+          <w:tcPr>
+            <w:tcW w:w="0" w:type="auto"/>
           </w:tcPr>
           <w:p>
             <w:pPr>
@@ -1294,67 +1367,82 @@
         </w:tc>
         <w:tc>
           <w:tcPr>
-            <w:tcW w:w="851" w:type="dxa"/>
-          </w:tcPr>
-          <w:p>
-            <w:pPr>
-              <w:pStyle w:val="Compact"/>
-              <w:jc w:val="right"/>
-            </w:pPr>
-            <w:r>
-              <w:t>0.80</w:t>
-            </w:r>
-          </w:p>
-        </w:tc>
-        <w:tc>
-          <w:tcPr>
-            <w:tcW w:w="1417" w:type="dxa"/>
-          </w:tcPr>
-          <w:p>
-            <w:pPr>
-              <w:pStyle w:val="Compact"/>
-            </w:pPr>
-          </w:p>
-        </w:tc>
-        <w:tc>
-          <w:tcPr>
-            <w:tcW w:w="2049" w:type="dxa"/>
-          </w:tcPr>
-          <w:p>
-            <w:pPr>
-              <w:pStyle w:val="Compact"/>
-            </w:pPr>
-          </w:p>
-        </w:tc>
-        <w:tc>
-          <w:tcPr>
-            <w:tcW w:w="785" w:type="dxa"/>
-          </w:tcPr>
-          <w:p>
-            <w:pPr>
-              <w:pStyle w:val="Compact"/>
-              <w:jc w:val="right"/>
-            </w:pPr>
+            <w:tcW w:w="0" w:type="auto"/>
+          </w:tcPr>
+          <w:p>
+            <w:pPr>
+              <w:pStyle w:val="Compact"/>
+              <w:jc w:val="right"/>
+            </w:pPr>
+            <w:r>
+              <w:t>-0.227</w:t>
+            </w:r>
+          </w:p>
+        </w:tc>
+        <w:tc>
+          <w:tcPr>
+            <w:tcW w:w="0" w:type="auto"/>
+          </w:tcPr>
+          <w:p>
+            <w:pPr>
+              <w:pStyle w:val="Compact"/>
+              <w:jc w:val="right"/>
+            </w:pPr>
+            <w:r>
+              <w:t>-0.227</w:t>
+            </w:r>
+          </w:p>
+        </w:tc>
+        <w:tc>
+          <w:tcPr>
+            <w:tcW w:w="0" w:type="auto"/>
+          </w:tcPr>
+          <w:p>
+            <w:pPr>
+              <w:pStyle w:val="Compact"/>
+              <w:jc w:val="right"/>
+            </w:pPr>
+            <w:r>
+              <w:t>-0.323</w:t>
+            </w:r>
+          </w:p>
+        </w:tc>
+        <w:tc>
+          <w:tcPr>
+            <w:tcW w:w="0" w:type="auto"/>
+          </w:tcPr>
+          <w:p>
+            <w:pPr>
+              <w:pStyle w:val="Compact"/>
+              <w:jc w:val="right"/>
+            </w:pPr>
+            <w:r>
+              <w:t>-0.131</w:t>
+            </w:r>
+          </w:p>
+        </w:tc>
+        <w:tc>
+          <w:tcPr>
+            <w:tcW w:w="0" w:type="auto"/>
+          </w:tcPr>
+          <w:p>
+            <w:pPr>
+              <w:pStyle w:val="Compact"/>
+              <w:jc w:val="right"/>
+            </w:pPr>
+            <w:r>
+              <w:t>0.192</w:t>
+            </w:r>
           </w:p>
         </w:tc>
       </w:tr>
       <w:tr>
-        <w:tc>
-          <w:tcPr>
-            <w:tcW w:w="1701" w:type="dxa"/>
-          </w:tcPr>
-          <w:p>
-            <w:pPr>
-              <w:pStyle w:val="Compact"/>
-            </w:pPr>
-            <w:r>
-              <w:t>β11</w:t>
-            </w:r>
-          </w:p>
-        </w:tc>
-        <w:tc>
-          <w:tcPr>
-            <w:tcW w:w="1701" w:type="dxa"/>
+        <w:trPr>
+          <w:jc w:val="center"/>
+        </w:trPr>
+        <w:tc>
+          <w:tcPr>
+            <w:tcW w:w="0" w:type="auto"/>
           </w:tcPr>
           <w:p>
             <w:pPr>
@@ -1367,67 +1455,82 @@
         </w:tc>
         <w:tc>
           <w:tcPr>
-            <w:tcW w:w="851" w:type="dxa"/>
-          </w:tcPr>
-          <w:p>
-            <w:pPr>
-              <w:pStyle w:val="Compact"/>
-              <w:jc w:val="right"/>
-            </w:pPr>
-            <w:r>
-              <w:t>0.72</w:t>
-            </w:r>
-          </w:p>
-        </w:tc>
-        <w:tc>
-          <w:tcPr>
-            <w:tcW w:w="1417" w:type="dxa"/>
-          </w:tcPr>
-          <w:p>
-            <w:pPr>
-              <w:pStyle w:val="Compact"/>
-            </w:pPr>
-          </w:p>
-        </w:tc>
-        <w:tc>
-          <w:tcPr>
-            <w:tcW w:w="2049" w:type="dxa"/>
-          </w:tcPr>
-          <w:p>
-            <w:pPr>
-              <w:pStyle w:val="Compact"/>
-            </w:pPr>
-          </w:p>
-        </w:tc>
-        <w:tc>
-          <w:tcPr>
-            <w:tcW w:w="785" w:type="dxa"/>
-          </w:tcPr>
-          <w:p>
-            <w:pPr>
-              <w:pStyle w:val="Compact"/>
-              <w:jc w:val="right"/>
-            </w:pPr>
+            <w:tcW w:w="0" w:type="auto"/>
+          </w:tcPr>
+          <w:p>
+            <w:pPr>
+              <w:pStyle w:val="Compact"/>
+              <w:jc w:val="right"/>
+            </w:pPr>
+            <w:r>
+              <w:t>-0.328</w:t>
+            </w:r>
+          </w:p>
+        </w:tc>
+        <w:tc>
+          <w:tcPr>
+            <w:tcW w:w="0" w:type="auto"/>
+          </w:tcPr>
+          <w:p>
+            <w:pPr>
+              <w:pStyle w:val="Compact"/>
+              <w:jc w:val="right"/>
+            </w:pPr>
+            <w:r>
+              <w:t>-0.328</w:t>
+            </w:r>
+          </w:p>
+        </w:tc>
+        <w:tc>
+          <w:tcPr>
+            <w:tcW w:w="0" w:type="auto"/>
+          </w:tcPr>
+          <w:p>
+            <w:pPr>
+              <w:pStyle w:val="Compact"/>
+              <w:jc w:val="right"/>
+            </w:pPr>
+            <w:r>
+              <w:t>-0.416</w:t>
+            </w:r>
+          </w:p>
+        </w:tc>
+        <w:tc>
+          <w:tcPr>
+            <w:tcW w:w="0" w:type="auto"/>
+          </w:tcPr>
+          <w:p>
+            <w:pPr>
+              <w:pStyle w:val="Compact"/>
+              <w:jc w:val="right"/>
+            </w:pPr>
+            <w:r>
+              <w:t>-0.241</w:t>
+            </w:r>
+          </w:p>
+        </w:tc>
+        <w:tc>
+          <w:tcPr>
+            <w:tcW w:w="0" w:type="auto"/>
+          </w:tcPr>
+          <w:p>
+            <w:pPr>
+              <w:pStyle w:val="Compact"/>
+              <w:jc w:val="right"/>
+            </w:pPr>
+            <w:r>
+              <w:t>0.175</w:t>
+            </w:r>
           </w:p>
         </w:tc>
       </w:tr>
       <w:tr>
-        <w:tc>
-          <w:tcPr>
-            <w:tcW w:w="1701" w:type="dxa"/>
-          </w:tcPr>
-          <w:p>
-            <w:pPr>
-              <w:pStyle w:val="Compact"/>
-            </w:pPr>
-            <w:r>
-              <w:t>β12</w:t>
-            </w:r>
-          </w:p>
-        </w:tc>
-        <w:tc>
-          <w:tcPr>
-            <w:tcW w:w="1701" w:type="dxa"/>
+        <w:trPr>
+          <w:jc w:val="center"/>
+        </w:trPr>
+        <w:tc>
+          <w:tcPr>
+            <w:tcW w:w="0" w:type="auto"/>
           </w:tcPr>
           <w:p>
             <w:pPr>
@@ -1440,67 +1543,82 @@
         </w:tc>
         <w:tc>
           <w:tcPr>
-            <w:tcW w:w="851" w:type="dxa"/>
-          </w:tcPr>
-          <w:p>
-            <w:pPr>
-              <w:pStyle w:val="Compact"/>
-              <w:jc w:val="right"/>
-            </w:pPr>
-            <w:r>
-              <w:t>0.88</w:t>
-            </w:r>
-          </w:p>
-        </w:tc>
-        <w:tc>
-          <w:tcPr>
-            <w:tcW w:w="1417" w:type="dxa"/>
-          </w:tcPr>
-          <w:p>
-            <w:pPr>
-              <w:pStyle w:val="Compact"/>
-            </w:pPr>
-          </w:p>
-        </w:tc>
-        <w:tc>
-          <w:tcPr>
-            <w:tcW w:w="2049" w:type="dxa"/>
-          </w:tcPr>
-          <w:p>
-            <w:pPr>
-              <w:pStyle w:val="Compact"/>
-            </w:pPr>
-          </w:p>
-        </w:tc>
-        <w:tc>
-          <w:tcPr>
-            <w:tcW w:w="785" w:type="dxa"/>
-          </w:tcPr>
-          <w:p>
-            <w:pPr>
-              <w:pStyle w:val="Compact"/>
-              <w:jc w:val="right"/>
-            </w:pPr>
+            <w:tcW w:w="0" w:type="auto"/>
+          </w:tcPr>
+          <w:p>
+            <w:pPr>
+              <w:pStyle w:val="Compact"/>
+              <w:jc w:val="right"/>
+            </w:pPr>
+            <w:r>
+              <w:t>-0.130</w:t>
+            </w:r>
+          </w:p>
+        </w:tc>
+        <w:tc>
+          <w:tcPr>
+            <w:tcW w:w="0" w:type="auto"/>
+          </w:tcPr>
+          <w:p>
+            <w:pPr>
+              <w:pStyle w:val="Compact"/>
+              <w:jc w:val="right"/>
+            </w:pPr>
+            <w:r>
+              <w:t>-0.130</w:t>
+            </w:r>
+          </w:p>
+        </w:tc>
+        <w:tc>
+          <w:tcPr>
+            <w:tcW w:w="0" w:type="auto"/>
+          </w:tcPr>
+          <w:p>
+            <w:pPr>
+              <w:pStyle w:val="Compact"/>
+              <w:jc w:val="right"/>
+            </w:pPr>
+            <w:r>
+              <w:t>-0.232</w:t>
+            </w:r>
+          </w:p>
+        </w:tc>
+        <w:tc>
+          <w:tcPr>
+            <w:tcW w:w="0" w:type="auto"/>
+          </w:tcPr>
+          <w:p>
+            <w:pPr>
+              <w:pStyle w:val="Compact"/>
+              <w:jc w:val="right"/>
+            </w:pPr>
+            <w:r>
+              <w:t>-0.028</w:t>
+            </w:r>
+          </w:p>
+        </w:tc>
+        <w:tc>
+          <w:tcPr>
+            <w:tcW w:w="0" w:type="auto"/>
+          </w:tcPr>
+          <w:p>
+            <w:pPr>
+              <w:pStyle w:val="Compact"/>
+              <w:jc w:val="right"/>
+            </w:pPr>
+            <w:r>
+              <w:t>0.204</w:t>
+            </w:r>
           </w:p>
         </w:tc>
       </w:tr>
       <w:tr>
-        <w:tc>
-          <w:tcPr>
-            <w:tcW w:w="1701" w:type="dxa"/>
-          </w:tcPr>
-          <w:p>
-            <w:pPr>
-              <w:pStyle w:val="Compact"/>
-            </w:pPr>
-            <w:r>
-              <w:t>β13</w:t>
-            </w:r>
-          </w:p>
-        </w:tc>
-        <w:tc>
-          <w:tcPr>
-            <w:tcW w:w="1701" w:type="dxa"/>
+        <w:trPr>
+          <w:jc w:val="center"/>
+        </w:trPr>
+        <w:tc>
+          <w:tcPr>
+            <w:tcW w:w="0" w:type="auto"/>
           </w:tcPr>
           <w:p>
             <w:pPr>
@@ -1513,47 +1631,336 @@
         </w:tc>
         <w:tc>
           <w:tcPr>
-            <w:tcW w:w="851" w:type="dxa"/>
-          </w:tcPr>
-          <w:p>
-            <w:pPr>
-              <w:pStyle w:val="Compact"/>
-              <w:jc w:val="right"/>
-            </w:pPr>
-            <w:r>
-              <w:t>0.93</w:t>
-            </w:r>
-          </w:p>
-        </w:tc>
-        <w:tc>
-          <w:tcPr>
-            <w:tcW w:w="1417" w:type="dxa"/>
-          </w:tcPr>
-          <w:p>
-            <w:pPr>
-              <w:pStyle w:val="Compact"/>
-            </w:pPr>
-          </w:p>
-        </w:tc>
-        <w:tc>
-          <w:tcPr>
-            <w:tcW w:w="2049" w:type="dxa"/>
-          </w:tcPr>
-          <w:p>
-            <w:pPr>
-              <w:pStyle w:val="Compact"/>
-            </w:pPr>
-          </w:p>
-        </w:tc>
-        <w:tc>
-          <w:tcPr>
-            <w:tcW w:w="785" w:type="dxa"/>
-          </w:tcPr>
-          <w:p>
-            <w:pPr>
-              <w:pStyle w:val="Compact"/>
-              <w:jc w:val="right"/>
-            </w:pPr>
+            <w:tcW w:w="0" w:type="auto"/>
+          </w:tcPr>
+          <w:p>
+            <w:pPr>
+              <w:pStyle w:val="Compact"/>
+              <w:jc w:val="right"/>
+            </w:pPr>
+            <w:r>
+              <w:t>-0.069</w:t>
+            </w:r>
+          </w:p>
+        </w:tc>
+        <w:tc>
+          <w:tcPr>
+            <w:tcW w:w="0" w:type="auto"/>
+          </w:tcPr>
+          <w:p>
+            <w:pPr>
+              <w:pStyle w:val="Compact"/>
+              <w:jc w:val="right"/>
+            </w:pPr>
+            <w:r>
+              <w:t>-0.070</w:t>
+            </w:r>
+          </w:p>
+        </w:tc>
+        <w:tc>
+          <w:tcPr>
+            <w:tcW w:w="0" w:type="auto"/>
+          </w:tcPr>
+          <w:p>
+            <w:pPr>
+              <w:pStyle w:val="Compact"/>
+              <w:jc w:val="right"/>
+            </w:pPr>
+            <w:r>
+              <w:t>-0.173</w:t>
+            </w:r>
+          </w:p>
+        </w:tc>
+        <w:tc>
+          <w:tcPr>
+            <w:tcW w:w="0" w:type="auto"/>
+          </w:tcPr>
+          <w:p>
+            <w:pPr>
+              <w:pStyle w:val="Compact"/>
+              <w:jc w:val="right"/>
+            </w:pPr>
+            <w:r>
+              <w:t>0.034</w:t>
+            </w:r>
+          </w:p>
+        </w:tc>
+        <w:tc>
+          <w:tcPr>
+            <w:tcW w:w="0" w:type="auto"/>
+          </w:tcPr>
+          <w:p>
+            <w:pPr>
+              <w:pStyle w:val="Compact"/>
+              <w:jc w:val="right"/>
+            </w:pPr>
+            <w:r>
+              <w:t>0.207</w:t>
+            </w:r>
+          </w:p>
+        </w:tc>
+      </w:tr>
+      <w:tr>
+        <w:trPr>
+          <w:jc w:val="center"/>
+        </w:trPr>
+        <w:tc>
+          <w:tcPr>
+            <w:tcW w:w="0" w:type="auto"/>
+          </w:tcPr>
+          <w:p>
+            <w:pPr>
+              <w:pStyle w:val="Compact"/>
+            </w:pPr>
+            <w:r>
+              <w:t>Convivencia agresor</w:t>
+            </w:r>
+          </w:p>
+        </w:tc>
+        <w:tc>
+          <w:tcPr>
+            <w:tcW w:w="0" w:type="auto"/>
+          </w:tcPr>
+          <w:p>
+            <w:pPr>
+              <w:pStyle w:val="Compact"/>
+              <w:jc w:val="right"/>
+            </w:pPr>
+            <w:r>
+              <w:t>-0.090</w:t>
+            </w:r>
+          </w:p>
+        </w:tc>
+        <w:tc>
+          <w:tcPr>
+            <w:tcW w:w="0" w:type="auto"/>
+          </w:tcPr>
+          <w:p>
+            <w:pPr>
+              <w:pStyle w:val="Compact"/>
+              <w:jc w:val="right"/>
+            </w:pPr>
+            <w:r>
+              <w:t>-0.090</w:t>
+            </w:r>
+          </w:p>
+        </w:tc>
+        <w:tc>
+          <w:tcPr>
+            <w:tcW w:w="0" w:type="auto"/>
+          </w:tcPr>
+          <w:p>
+            <w:pPr>
+              <w:pStyle w:val="Compact"/>
+              <w:jc w:val="right"/>
+            </w:pPr>
+            <w:r>
+              <w:t>-0.152</w:t>
+            </w:r>
+          </w:p>
+        </w:tc>
+        <w:tc>
+          <w:tcPr>
+            <w:tcW w:w="0" w:type="auto"/>
+          </w:tcPr>
+          <w:p>
+            <w:pPr>
+              <w:pStyle w:val="Compact"/>
+              <w:jc w:val="right"/>
+            </w:pPr>
+            <w:r>
+              <w:t>-0.029</w:t>
+            </w:r>
+          </w:p>
+        </w:tc>
+        <w:tc>
+          <w:tcPr>
+            <w:tcW w:w="0" w:type="auto"/>
+          </w:tcPr>
+          <w:p>
+            <w:pPr>
+              <w:pStyle w:val="Compact"/>
+              <w:jc w:val="right"/>
+            </w:pPr>
+            <w:r>
+              <w:t>0.123</w:t>
+            </w:r>
+          </w:p>
+        </w:tc>
+      </w:tr>
+      <w:tr>
+        <w:trPr>
+          <w:jc w:val="center"/>
+        </w:trPr>
+        <w:tc>
+          <w:tcPr>
+            <w:tcW w:w="0" w:type="auto"/>
+          </w:tcPr>
+          <w:p>
+            <w:pPr>
+              <w:pStyle w:val="Compact"/>
+            </w:pPr>
+            <w:r>
+              <w:t>Hospitalización</w:t>
+            </w:r>
+          </w:p>
+        </w:tc>
+        <w:tc>
+          <w:tcPr>
+            <w:tcW w:w="0" w:type="auto"/>
+          </w:tcPr>
+          <w:p>
+            <w:pPr>
+              <w:pStyle w:val="Compact"/>
+              <w:jc w:val="right"/>
+            </w:pPr>
+            <w:r>
+              <w:t>2.084</w:t>
+            </w:r>
+          </w:p>
+        </w:tc>
+        <w:tc>
+          <w:tcPr>
+            <w:tcW w:w="0" w:type="auto"/>
+          </w:tcPr>
+          <w:p>
+            <w:pPr>
+              <w:pStyle w:val="Compact"/>
+              <w:jc w:val="right"/>
+            </w:pPr>
+            <w:r>
+              <w:t>2.084</w:t>
+            </w:r>
+          </w:p>
+        </w:tc>
+        <w:tc>
+          <w:tcPr>
+            <w:tcW w:w="0" w:type="auto"/>
+          </w:tcPr>
+          <w:p>
+            <w:pPr>
+              <w:pStyle w:val="Compact"/>
+              <w:jc w:val="right"/>
+            </w:pPr>
+            <w:r>
+              <w:t>1.973</w:t>
+            </w:r>
+          </w:p>
+        </w:tc>
+        <w:tc>
+          <w:tcPr>
+            <w:tcW w:w="0" w:type="auto"/>
+          </w:tcPr>
+          <w:p>
+            <w:pPr>
+              <w:pStyle w:val="Compact"/>
+              <w:jc w:val="right"/>
+            </w:pPr>
+            <w:r>
+              <w:t>2.198</w:t>
+            </w:r>
+          </w:p>
+        </w:tc>
+        <w:tc>
+          <w:tcPr>
+            <w:tcW w:w="0" w:type="auto"/>
+          </w:tcPr>
+          <w:p>
+            <w:pPr>
+              <w:pStyle w:val="Compact"/>
+              <w:jc w:val="right"/>
+            </w:pPr>
+            <w:r>
+              <w:t>0.225</w:t>
+            </w:r>
+          </w:p>
+        </w:tc>
+      </w:tr>
+      <w:tr>
+        <w:trPr>
+          <w:jc w:val="center"/>
+        </w:trPr>
+        <w:tc>
+          <w:tcPr>
+            <w:tcW w:w="0" w:type="auto"/>
+          </w:tcPr>
+          <w:p>
+            <w:pPr>
+              <w:pStyle w:val="Compact"/>
+            </w:pPr>
+            <w:r>
+              <w:t>Esc. vivienda</w:t>
+            </w:r>
+          </w:p>
+        </w:tc>
+        <w:tc>
+          <w:tcPr>
+            <w:tcW w:w="0" w:type="auto"/>
+          </w:tcPr>
+          <w:p>
+            <w:pPr>
+              <w:pStyle w:val="Compact"/>
+              <w:jc w:val="right"/>
+            </w:pPr>
+            <w:r>
+              <w:t>0.346</w:t>
+            </w:r>
+          </w:p>
+        </w:tc>
+        <w:tc>
+          <w:tcPr>
+            <w:tcW w:w="0" w:type="auto"/>
+          </w:tcPr>
+          <w:p>
+            <w:pPr>
+              <w:pStyle w:val="Compact"/>
+              <w:jc w:val="right"/>
+            </w:pPr>
+            <w:r>
+              <w:t>0.346</w:t>
+            </w:r>
+          </w:p>
+        </w:tc>
+        <w:tc>
+          <w:tcPr>
+            <w:tcW w:w="0" w:type="auto"/>
+          </w:tcPr>
+          <w:p>
+            <w:pPr>
+              <w:pStyle w:val="Compact"/>
+              <w:jc w:val="right"/>
+            </w:pPr>
+            <w:r>
+              <w:t>0.284</w:t>
+            </w:r>
+          </w:p>
+        </w:tc>
+        <w:tc>
+          <w:tcPr>
+            <w:tcW w:w="0" w:type="auto"/>
+          </w:tcPr>
+          <w:p>
+            <w:pPr>
+              <w:pStyle w:val="Compact"/>
+              <w:jc w:val="right"/>
+            </w:pPr>
+            <w:r>
+              <w:t>0.409</w:t>
+            </w:r>
+          </w:p>
+        </w:tc>
+        <w:tc>
+          <w:tcPr>
+            <w:tcW w:w="0" w:type="auto"/>
+          </w:tcPr>
+          <w:p>
+            <w:pPr>
+              <w:pStyle w:val="Compact"/>
+              <w:jc w:val="right"/>
+            </w:pPr>
+            <w:r>
+              <w:t>0.125</w:t>
+            </w:r>
           </w:p>
         </w:tc>
       </w:tr>
@@ -1571,7 +1978,6 @@
           <w:i/>
           <w:iCs/>
         </w:rPr>
-        <w:lastRenderedPageBreak/>
         <w:t>Tabla</w:t>
       </w:r>
       <w:proofErr w:type="spellEnd"/>
@@ -1582,7 +1988,25 @@
           <w:i/>
           <w:iCs/>
         </w:rPr>
-        <w:t xml:space="preserve"> 3.</w:t>
+        <w:t xml:space="preserve"> </w:t>
+      </w:r>
+      <w:r>
+        <w:rPr>
+          <w:b/>
+          <w:bCs/>
+          <w:i/>
+          <w:iCs/>
+        </w:rPr>
+        <w:t>1</w:t>
+      </w:r>
+      <w:r>
+        <w:rPr>
+          <w:b/>
+          <w:bCs/>
+          <w:i/>
+          <w:iCs/>
+        </w:rPr>
+        <w:t>.</w:t>
       </w:r>
       <w:r>
         <w:t xml:space="preserve"> </w:t>
@@ -1592,7 +2016,7 @@
           <w:i/>
           <w:iCs/>
         </w:rPr>
-        <w:t>Odds ratios (Razones de probabilidad) estimadas para las variables predictoras del modelo 2 de atención en salud mental.</w:t>
+        <w:t>Media, mediana e intervalo de credibilidad al 95% para cada parámetro estimado.</w:t>
       </w:r>
     </w:p>
     <w:p>
@@ -1601,7 +2025,1530 @@
         <w:jc w:val="both"/>
       </w:pPr>
       <w:r>
-        <w:t>Entre mujeres con características similares, aquellas que son cabeza de familia son un 160% más propensas a recibir atención en salud mental que las que no lo son, al igual que aquellas mujeres que viven en un centro poblado o en zona rural dispersa, con una mayor probabilidad relativa de atención del 78% y 80%, respectivamente, en comparación con vivir en una cabecera municipal. De forma similar, haber sido agredida en un espacio público o social tiene un 41% más de probabilidad relativa en relación con quienes fueron agredidas en su vivienda.</w:t>
+        <w:t xml:space="preserve">Luego, se presentan las razones de odds estimadas para todas las variables del modelo para una mejor interpretación, pero es importante tener en cuenta que la tabla anterior indica que las categorías de sexo masculino y parentesco conocido no </w:t>
+      </w:r>
+      <w:r>
+        <w:lastRenderedPageBreak/>
+        <w:t>dieron significativas, es decir, no se asocian con mayor ni menor probabilidad de recibir atención en salud mental, comparado con el sexo intersexual y agresor desconocido, respectivamente. Por lo tanto, la interpretación de odds ratios para estas categorías no es relevante:</w:t>
+      </w:r>
+    </w:p>
+    <w:tbl>
+      <w:tblPr>
+        <w:tblStyle w:val="Table"/>
+        <w:tblW w:w="5000" w:type="pct"/>
+        <w:tblLayout w:type="fixed"/>
+        <w:tblLook w:val="0020" w:firstRow="1" w:lastRow="0" w:firstColumn="0" w:lastColumn="0" w:noHBand="0" w:noVBand="0"/>
+      </w:tblPr>
+      <w:tblGrid>
+        <w:gridCol w:w="1337"/>
+        <w:gridCol w:w="2057"/>
+        <w:gridCol w:w="1132"/>
+        <w:gridCol w:w="1338"/>
+        <w:gridCol w:w="2058"/>
+        <w:gridCol w:w="1132"/>
+      </w:tblGrid>
+      <w:tr>
+        <w:trPr>
+          <w:cnfStyle w:val="100000000000" w:firstRow="1" w:lastRow="0" w:firstColumn="0" w:lastColumn="0" w:oddVBand="0" w:evenVBand="0" w:oddHBand="0" w:evenHBand="0" w:firstRowFirstColumn="0" w:firstRowLastColumn="0" w:lastRowFirstColumn="0" w:lastRowLastColumn="0"/>
+          <w:tblHeader/>
+        </w:trPr>
+        <w:tc>
+          <w:tcPr>
+            <w:tcW w:w="1170" w:type="dxa"/>
+          </w:tcPr>
+          <w:p>
+            <w:pPr>
+              <w:pStyle w:val="Compact"/>
+            </w:pPr>
+            <w:r>
+              <w:t>Parámetro</w:t>
+            </w:r>
+          </w:p>
+        </w:tc>
+        <w:tc>
+          <w:tcPr>
+            <w:tcW w:w="1800" w:type="dxa"/>
+          </w:tcPr>
+          <w:p>
+            <w:pPr>
+              <w:pStyle w:val="Compact"/>
+            </w:pPr>
+            <w:r>
+              <w:t>Categoría</w:t>
+            </w:r>
+          </w:p>
+        </w:tc>
+        <w:tc>
+          <w:tcPr>
+            <w:tcW w:w="990" w:type="dxa"/>
+          </w:tcPr>
+          <w:p>
+            <w:pPr>
+              <w:pStyle w:val="Compact"/>
+              <w:jc w:val="right"/>
+            </w:pPr>
+            <w:r>
+              <w:t>Odds Ratio</w:t>
+            </w:r>
+          </w:p>
+        </w:tc>
+        <w:tc>
+          <w:tcPr>
+            <w:tcW w:w="1170" w:type="dxa"/>
+          </w:tcPr>
+          <w:p>
+            <w:pPr>
+              <w:pStyle w:val="Compact"/>
+            </w:pPr>
+            <w:r>
+              <w:t>Parámetro</w:t>
+            </w:r>
+          </w:p>
+        </w:tc>
+        <w:tc>
+          <w:tcPr>
+            <w:tcW w:w="1800" w:type="dxa"/>
+          </w:tcPr>
+          <w:p>
+            <w:pPr>
+              <w:pStyle w:val="Compact"/>
+            </w:pPr>
+            <w:r>
+              <w:t>Categoría</w:t>
+            </w:r>
+          </w:p>
+        </w:tc>
+        <w:tc>
+          <w:tcPr>
+            <w:tcW w:w="990" w:type="dxa"/>
+          </w:tcPr>
+          <w:p>
+            <w:pPr>
+              <w:pStyle w:val="Compact"/>
+              <w:jc w:val="right"/>
+            </w:pPr>
+            <w:r>
+              <w:t>Odds Ratio</w:t>
+            </w:r>
+          </w:p>
+        </w:tc>
+      </w:tr>
+      <w:tr>
+        <w:tc>
+          <w:tcPr>
+            <w:tcW w:w="1170" w:type="dxa"/>
+          </w:tcPr>
+          <w:p>
+            <w:pPr>
+              <w:pStyle w:val="Compact"/>
+            </w:pPr>
+            <m:oMathPara>
+              <m:oMath>
+                <m:sSub>
+                  <m:sSubPr>
+                    <m:ctrlPr>
+                      <w:rPr>
+                        <w:rFonts w:ascii="Cambria Math" w:hAnsi="Cambria Math"/>
+                      </w:rPr>
+                    </m:ctrlPr>
+                  </m:sSubPr>
+                  <m:e>
+                    <m:r>
+                      <w:rPr>
+                        <w:rFonts w:ascii="Cambria Math" w:hAnsi="Cambria Math"/>
+                      </w:rPr>
+                      <m:t>β</m:t>
+                    </m:r>
+                  </m:e>
+                  <m:sub>
+                    <m:r>
+                      <w:rPr>
+                        <w:rFonts w:ascii="Cambria Math" w:hAnsi="Cambria Math"/>
+                      </w:rPr>
+                      <m:t>1</m:t>
+                    </m:r>
+                  </m:sub>
+                </m:sSub>
+              </m:oMath>
+            </m:oMathPara>
+          </w:p>
+        </w:tc>
+        <w:tc>
+          <w:tcPr>
+            <w:tcW w:w="1800" w:type="dxa"/>
+          </w:tcPr>
+          <w:p>
+            <w:pPr>
+              <w:pStyle w:val="Compact"/>
+            </w:pPr>
+            <w:r>
+              <w:t>Edad víctima</w:t>
+            </w:r>
+          </w:p>
+        </w:tc>
+        <w:tc>
+          <w:tcPr>
+            <w:tcW w:w="990" w:type="dxa"/>
+          </w:tcPr>
+          <w:p>
+            <w:pPr>
+              <w:pStyle w:val="Compact"/>
+              <w:jc w:val="right"/>
+            </w:pPr>
+            <w:r>
+              <w:t>0.99</w:t>
+            </w:r>
+          </w:p>
+        </w:tc>
+        <w:tc>
+          <w:tcPr>
+            <w:tcW w:w="1170" w:type="dxa"/>
+          </w:tcPr>
+          <w:p>
+            <w:pPr>
+              <w:pStyle w:val="Compact"/>
+            </w:pPr>
+            <m:oMathPara>
+              <m:oMath>
+                <m:sSub>
+                  <m:sSubPr>
+                    <m:ctrlPr>
+                      <w:rPr>
+                        <w:rFonts w:ascii="Cambria Math" w:hAnsi="Cambria Math"/>
+                      </w:rPr>
+                    </m:ctrlPr>
+                  </m:sSubPr>
+                  <m:e>
+                    <m:r>
+                      <w:rPr>
+                        <w:rFonts w:ascii="Cambria Math" w:hAnsi="Cambria Math"/>
+                      </w:rPr>
+                      <m:t>β</m:t>
+                    </m:r>
+                  </m:e>
+                  <m:sub>
+                    <m:r>
+                      <w:rPr>
+                        <w:rFonts w:ascii="Cambria Math" w:hAnsi="Cambria Math"/>
+                      </w:rPr>
+                      <m:t>14</m:t>
+                    </m:r>
+                  </m:sub>
+                </m:sSub>
+              </m:oMath>
+            </m:oMathPara>
+          </w:p>
+        </w:tc>
+        <w:tc>
+          <w:tcPr>
+            <w:tcW w:w="1800" w:type="dxa"/>
+          </w:tcPr>
+          <w:p>
+            <w:pPr>
+              <w:pStyle w:val="Compact"/>
+            </w:pPr>
+            <w:r>
+              <w:t>Convivencia agresor</w:t>
+            </w:r>
+          </w:p>
+        </w:tc>
+        <w:tc>
+          <w:tcPr>
+            <w:tcW w:w="990" w:type="dxa"/>
+          </w:tcPr>
+          <w:p>
+            <w:pPr>
+              <w:pStyle w:val="Compact"/>
+              <w:jc w:val="right"/>
+            </w:pPr>
+            <w:r>
+              <w:t>0.91</w:t>
+            </w:r>
+          </w:p>
+        </w:tc>
+      </w:tr>
+      <w:tr>
+        <w:tc>
+          <w:tcPr>
+            <w:tcW w:w="1170" w:type="dxa"/>
+          </w:tcPr>
+          <w:p>
+            <w:pPr>
+              <w:pStyle w:val="Compact"/>
+            </w:pPr>
+            <m:oMathPara>
+              <m:oMath>
+                <m:sSub>
+                  <m:sSubPr>
+                    <m:ctrlPr>
+                      <w:rPr>
+                        <w:rFonts w:ascii="Cambria Math" w:hAnsi="Cambria Math"/>
+                      </w:rPr>
+                    </m:ctrlPr>
+                  </m:sSubPr>
+                  <m:e>
+                    <m:r>
+                      <w:rPr>
+                        <w:rFonts w:ascii="Cambria Math" w:hAnsi="Cambria Math"/>
+                      </w:rPr>
+                      <m:t>β</m:t>
+                    </m:r>
+                  </m:e>
+                  <m:sub>
+                    <m:r>
+                      <w:rPr>
+                        <w:rFonts w:ascii="Cambria Math" w:hAnsi="Cambria Math"/>
+                      </w:rPr>
+                      <m:t>2</m:t>
+                    </m:r>
+                  </m:sub>
+                </m:sSub>
+              </m:oMath>
+            </m:oMathPara>
+          </w:p>
+        </w:tc>
+        <w:tc>
+          <w:tcPr>
+            <w:tcW w:w="1800" w:type="dxa"/>
+          </w:tcPr>
+          <w:p>
+            <w:pPr>
+              <w:pStyle w:val="Compact"/>
+            </w:pPr>
+            <w:r>
+              <w:t>Jefatura hogar</w:t>
+            </w:r>
+          </w:p>
+        </w:tc>
+        <w:tc>
+          <w:tcPr>
+            <w:tcW w:w="990" w:type="dxa"/>
+          </w:tcPr>
+          <w:p>
+            <w:pPr>
+              <w:pStyle w:val="Compact"/>
+              <w:jc w:val="right"/>
+            </w:pPr>
+            <w:r>
+              <w:t>2.60</w:t>
+            </w:r>
+          </w:p>
+        </w:tc>
+        <w:tc>
+          <w:tcPr>
+            <w:tcW w:w="1170" w:type="dxa"/>
+          </w:tcPr>
+          <w:p>
+            <w:pPr>
+              <w:pStyle w:val="Compact"/>
+            </w:pPr>
+            <m:oMathPara>
+              <m:oMath>
+                <m:sSub>
+                  <m:sSubPr>
+                    <m:ctrlPr>
+                      <w:rPr>
+                        <w:rFonts w:ascii="Cambria Math" w:hAnsi="Cambria Math"/>
+                      </w:rPr>
+                    </m:ctrlPr>
+                  </m:sSubPr>
+                  <m:e>
+                    <m:r>
+                      <w:rPr>
+                        <w:rFonts w:ascii="Cambria Math" w:hAnsi="Cambria Math"/>
+                      </w:rPr>
+                      <m:t>β</m:t>
+                    </m:r>
+                  </m:e>
+                  <m:sub>
+                    <m:r>
+                      <w:rPr>
+                        <w:rFonts w:ascii="Cambria Math" w:hAnsi="Cambria Math"/>
+                      </w:rPr>
+                      <m:t>15</m:t>
+                    </m:r>
+                  </m:sub>
+                </m:sSub>
+              </m:oMath>
+            </m:oMathPara>
+          </w:p>
+        </w:tc>
+        <w:tc>
+          <w:tcPr>
+            <w:tcW w:w="1800" w:type="dxa"/>
+          </w:tcPr>
+          <w:p>
+            <w:pPr>
+              <w:pStyle w:val="Compact"/>
+            </w:pPr>
+            <w:r>
+              <w:t>Hospitalización</w:t>
+            </w:r>
+          </w:p>
+        </w:tc>
+        <w:tc>
+          <w:tcPr>
+            <w:tcW w:w="990" w:type="dxa"/>
+          </w:tcPr>
+          <w:p>
+            <w:pPr>
+              <w:pStyle w:val="Compact"/>
+              <w:jc w:val="right"/>
+            </w:pPr>
+            <w:r>
+              <w:t>8.04</w:t>
+            </w:r>
+          </w:p>
+        </w:tc>
+      </w:tr>
+      <w:tr>
+        <w:tc>
+          <w:tcPr>
+            <w:tcW w:w="1170" w:type="dxa"/>
+          </w:tcPr>
+          <w:p>
+            <w:pPr>
+              <w:pStyle w:val="Compact"/>
+            </w:pPr>
+            <m:oMathPara>
+              <m:oMath>
+                <m:sSub>
+                  <m:sSubPr>
+                    <m:ctrlPr>
+                      <w:rPr>
+                        <w:rFonts w:ascii="Cambria Math" w:hAnsi="Cambria Math"/>
+                      </w:rPr>
+                    </m:ctrlPr>
+                  </m:sSubPr>
+                  <m:e>
+                    <m:r>
+                      <w:rPr>
+                        <w:rFonts w:ascii="Cambria Math" w:hAnsi="Cambria Math"/>
+                      </w:rPr>
+                      <m:t>β</m:t>
+                    </m:r>
+                  </m:e>
+                  <m:sub>
+                    <m:r>
+                      <w:rPr>
+                        <w:rFonts w:ascii="Cambria Math" w:hAnsi="Cambria Math"/>
+                      </w:rPr>
+                      <m:t>3</m:t>
+                    </m:r>
+                  </m:sub>
+                </m:sSub>
+              </m:oMath>
+            </m:oMathPara>
+          </w:p>
+        </w:tc>
+        <w:tc>
+          <w:tcPr>
+            <w:tcW w:w="1800" w:type="dxa"/>
+          </w:tcPr>
+          <w:p>
+            <w:pPr>
+              <w:pStyle w:val="Compact"/>
+            </w:pPr>
+            <w:r>
+              <w:t>V.física</w:t>
+            </w:r>
+          </w:p>
+        </w:tc>
+        <w:tc>
+          <w:tcPr>
+            <w:tcW w:w="990" w:type="dxa"/>
+          </w:tcPr>
+          <w:p>
+            <w:pPr>
+              <w:pStyle w:val="Compact"/>
+              <w:jc w:val="right"/>
+            </w:pPr>
+            <w:r>
+              <w:t>4.03</w:t>
+            </w:r>
+          </w:p>
+        </w:tc>
+        <w:tc>
+          <w:tcPr>
+            <w:tcW w:w="1170" w:type="dxa"/>
+          </w:tcPr>
+          <w:p>
+            <w:pPr>
+              <w:pStyle w:val="Compact"/>
+            </w:pPr>
+            <m:oMathPara>
+              <m:oMath>
+                <m:sSub>
+                  <m:sSubPr>
+                    <m:ctrlPr>
+                      <w:rPr>
+                        <w:rFonts w:ascii="Cambria Math" w:hAnsi="Cambria Math"/>
+                      </w:rPr>
+                    </m:ctrlPr>
+                  </m:sSubPr>
+                  <m:e>
+                    <m:r>
+                      <w:rPr>
+                        <w:rFonts w:ascii="Cambria Math" w:hAnsi="Cambria Math"/>
+                      </w:rPr>
+                      <m:t>β</m:t>
+                    </m:r>
+                  </m:e>
+                  <m:sub>
+                    <m:r>
+                      <w:rPr>
+                        <w:rFonts w:ascii="Cambria Math" w:hAnsi="Cambria Math"/>
+                      </w:rPr>
+                      <m:t>16</m:t>
+                    </m:r>
+                  </m:sub>
+                </m:sSub>
+              </m:oMath>
+            </m:oMathPara>
+          </w:p>
+        </w:tc>
+        <w:tc>
+          <w:tcPr>
+            <w:tcW w:w="1800" w:type="dxa"/>
+          </w:tcPr>
+          <w:p>
+            <w:pPr>
+              <w:pStyle w:val="Compact"/>
+            </w:pPr>
+            <w:r>
+              <w:t>Esc. vivienda</w:t>
+            </w:r>
+          </w:p>
+        </w:tc>
+        <w:tc>
+          <w:tcPr>
+            <w:tcW w:w="990" w:type="dxa"/>
+          </w:tcPr>
+          <w:p>
+            <w:pPr>
+              <w:pStyle w:val="Compact"/>
+              <w:jc w:val="right"/>
+            </w:pPr>
+            <w:r>
+              <w:t>1.41</w:t>
+            </w:r>
+          </w:p>
+        </w:tc>
+      </w:tr>
+      <w:tr>
+        <w:tc>
+          <w:tcPr>
+            <w:tcW w:w="1170" w:type="dxa"/>
+          </w:tcPr>
+          <w:p>
+            <w:pPr>
+              <w:pStyle w:val="Compact"/>
+            </w:pPr>
+            <m:oMathPara>
+              <m:oMath>
+                <m:sSub>
+                  <m:sSubPr>
+                    <m:ctrlPr>
+                      <w:rPr>
+                        <w:rFonts w:ascii="Cambria Math" w:hAnsi="Cambria Math"/>
+                      </w:rPr>
+                    </m:ctrlPr>
+                  </m:sSubPr>
+                  <m:e>
+                    <m:r>
+                      <w:rPr>
+                        <w:rFonts w:ascii="Cambria Math" w:hAnsi="Cambria Math"/>
+                      </w:rPr>
+                      <m:t>β</m:t>
+                    </m:r>
+                  </m:e>
+                  <m:sub>
+                    <m:r>
+                      <w:rPr>
+                        <w:rFonts w:ascii="Cambria Math" w:hAnsi="Cambria Math"/>
+                      </w:rPr>
+                      <m:t>4</m:t>
+                    </m:r>
+                  </m:sub>
+                </m:sSub>
+              </m:oMath>
+            </m:oMathPara>
+          </w:p>
+        </w:tc>
+        <w:tc>
+          <w:tcPr>
+            <w:tcW w:w="1800" w:type="dxa"/>
+          </w:tcPr>
+          <w:p>
+            <w:pPr>
+              <w:pStyle w:val="Compact"/>
+            </w:pPr>
+            <w:r>
+              <w:t>V.psicológica</w:t>
+            </w:r>
+          </w:p>
+        </w:tc>
+        <w:tc>
+          <w:tcPr>
+            <w:tcW w:w="990" w:type="dxa"/>
+          </w:tcPr>
+          <w:p>
+            <w:pPr>
+              <w:pStyle w:val="Compact"/>
+              <w:jc w:val="right"/>
+            </w:pPr>
+            <w:r>
+              <w:t>1.50</w:t>
+            </w:r>
+          </w:p>
+        </w:tc>
+        <w:tc>
+          <w:tcPr>
+            <w:tcW w:w="1170" w:type="dxa"/>
+          </w:tcPr>
+          <w:p>
+            <w:pPr>
+              <w:pStyle w:val="Compact"/>
+            </w:pPr>
+          </w:p>
+        </w:tc>
+        <w:tc>
+          <w:tcPr>
+            <w:tcW w:w="1800" w:type="dxa"/>
+          </w:tcPr>
+          <w:p>
+            <w:pPr>
+              <w:pStyle w:val="Compact"/>
+            </w:pPr>
+          </w:p>
+        </w:tc>
+        <w:tc>
+          <w:tcPr>
+            <w:tcW w:w="990" w:type="dxa"/>
+          </w:tcPr>
+          <w:p>
+            <w:pPr>
+              <w:pStyle w:val="Compact"/>
+              <w:jc w:val="right"/>
+            </w:pPr>
+          </w:p>
+        </w:tc>
+      </w:tr>
+      <w:tr>
+        <w:tc>
+          <w:tcPr>
+            <w:tcW w:w="1170" w:type="dxa"/>
+          </w:tcPr>
+          <w:p>
+            <w:pPr>
+              <w:pStyle w:val="Compact"/>
+            </w:pPr>
+            <m:oMathPara>
+              <m:oMath>
+                <m:sSub>
+                  <m:sSubPr>
+                    <m:ctrlPr>
+                      <w:rPr>
+                        <w:rFonts w:ascii="Cambria Math" w:hAnsi="Cambria Math"/>
+                      </w:rPr>
+                    </m:ctrlPr>
+                  </m:sSubPr>
+                  <m:e>
+                    <m:r>
+                      <w:rPr>
+                        <w:rFonts w:ascii="Cambria Math" w:hAnsi="Cambria Math"/>
+                      </w:rPr>
+                      <m:t>β</m:t>
+                    </m:r>
+                  </m:e>
+                  <m:sub>
+                    <m:r>
+                      <w:rPr>
+                        <w:rFonts w:ascii="Cambria Math" w:hAnsi="Cambria Math"/>
+                      </w:rPr>
+                      <m:t>5</m:t>
+                    </m:r>
+                  </m:sub>
+                </m:sSub>
+              </m:oMath>
+            </m:oMathPara>
+          </w:p>
+        </w:tc>
+        <w:tc>
+          <w:tcPr>
+            <w:tcW w:w="1800" w:type="dxa"/>
+          </w:tcPr>
+          <w:p>
+            <w:pPr>
+              <w:pStyle w:val="Compact"/>
+            </w:pPr>
+            <w:r>
+              <w:t>V.sexual</w:t>
+            </w:r>
+          </w:p>
+        </w:tc>
+        <w:tc>
+          <w:tcPr>
+            <w:tcW w:w="990" w:type="dxa"/>
+          </w:tcPr>
+          <w:p>
+            <w:pPr>
+              <w:pStyle w:val="Compact"/>
+              <w:jc w:val="right"/>
+            </w:pPr>
+            <w:r>
+              <w:t>42.91</w:t>
+            </w:r>
+          </w:p>
+        </w:tc>
+        <w:tc>
+          <w:tcPr>
+            <w:tcW w:w="1170" w:type="dxa"/>
+          </w:tcPr>
+          <w:p>
+            <w:pPr>
+              <w:pStyle w:val="Compact"/>
+            </w:pPr>
+          </w:p>
+        </w:tc>
+        <w:tc>
+          <w:tcPr>
+            <w:tcW w:w="1800" w:type="dxa"/>
+          </w:tcPr>
+          <w:p>
+            <w:pPr>
+              <w:pStyle w:val="Compact"/>
+            </w:pPr>
+          </w:p>
+        </w:tc>
+        <w:tc>
+          <w:tcPr>
+            <w:tcW w:w="990" w:type="dxa"/>
+          </w:tcPr>
+          <w:p>
+            <w:pPr>
+              <w:pStyle w:val="Compact"/>
+              <w:jc w:val="right"/>
+            </w:pPr>
+          </w:p>
+        </w:tc>
+      </w:tr>
+      <w:tr>
+        <w:tc>
+          <w:tcPr>
+            <w:tcW w:w="1170" w:type="dxa"/>
+          </w:tcPr>
+          <w:p>
+            <w:pPr>
+              <w:pStyle w:val="Compact"/>
+            </w:pPr>
+            <m:oMathPara>
+              <m:oMath>
+                <m:sSub>
+                  <m:sSubPr>
+                    <m:ctrlPr>
+                      <w:rPr>
+                        <w:rFonts w:ascii="Cambria Math" w:hAnsi="Cambria Math"/>
+                      </w:rPr>
+                    </m:ctrlPr>
+                  </m:sSubPr>
+                  <m:e>
+                    <m:r>
+                      <w:rPr>
+                        <w:rFonts w:ascii="Cambria Math" w:hAnsi="Cambria Math"/>
+                      </w:rPr>
+                      <m:t>β</m:t>
+                    </m:r>
+                  </m:e>
+                  <m:sub>
+                    <m:r>
+                      <w:rPr>
+                        <w:rFonts w:ascii="Cambria Math" w:hAnsi="Cambria Math"/>
+                      </w:rPr>
+                      <m:t>6</m:t>
+                    </m:r>
+                  </m:sub>
+                </m:sSub>
+              </m:oMath>
+            </m:oMathPara>
+          </w:p>
+        </w:tc>
+        <w:tc>
+          <w:tcPr>
+            <w:tcW w:w="1800" w:type="dxa"/>
+          </w:tcPr>
+          <w:p>
+            <w:pPr>
+              <w:pStyle w:val="Compact"/>
+            </w:pPr>
+            <w:r>
+              <w:t>Área:centro poblado</w:t>
+            </w:r>
+          </w:p>
+        </w:tc>
+        <w:tc>
+          <w:tcPr>
+            <w:tcW w:w="990" w:type="dxa"/>
+          </w:tcPr>
+          <w:p>
+            <w:pPr>
+              <w:pStyle w:val="Compact"/>
+              <w:jc w:val="right"/>
+            </w:pPr>
+            <w:r>
+              <w:t>1.78</w:t>
+            </w:r>
+          </w:p>
+        </w:tc>
+        <w:tc>
+          <w:tcPr>
+            <w:tcW w:w="1170" w:type="dxa"/>
+          </w:tcPr>
+          <w:p>
+            <w:pPr>
+              <w:pStyle w:val="Compact"/>
+            </w:pPr>
+          </w:p>
+        </w:tc>
+        <w:tc>
+          <w:tcPr>
+            <w:tcW w:w="1800" w:type="dxa"/>
+          </w:tcPr>
+          <w:p>
+            <w:pPr>
+              <w:pStyle w:val="Compact"/>
+            </w:pPr>
+          </w:p>
+        </w:tc>
+        <w:tc>
+          <w:tcPr>
+            <w:tcW w:w="990" w:type="dxa"/>
+          </w:tcPr>
+          <w:p>
+            <w:pPr>
+              <w:pStyle w:val="Compact"/>
+              <w:jc w:val="right"/>
+            </w:pPr>
+          </w:p>
+        </w:tc>
+      </w:tr>
+      <w:tr>
+        <w:tc>
+          <w:tcPr>
+            <w:tcW w:w="1170" w:type="dxa"/>
+          </w:tcPr>
+          <w:p>
+            <w:pPr>
+              <w:pStyle w:val="Compact"/>
+            </w:pPr>
+            <m:oMathPara>
+              <m:oMath>
+                <m:sSub>
+                  <m:sSubPr>
+                    <m:ctrlPr>
+                      <w:rPr>
+                        <w:rFonts w:ascii="Cambria Math" w:hAnsi="Cambria Math"/>
+                      </w:rPr>
+                    </m:ctrlPr>
+                  </m:sSubPr>
+                  <m:e>
+                    <m:r>
+                      <w:rPr>
+                        <w:rFonts w:ascii="Cambria Math" w:hAnsi="Cambria Math"/>
+                      </w:rPr>
+                      <m:t>β</m:t>
+                    </m:r>
+                  </m:e>
+                  <m:sub>
+                    <m:r>
+                      <w:rPr>
+                        <w:rFonts w:ascii="Cambria Math" w:hAnsi="Cambria Math"/>
+                      </w:rPr>
+                      <m:t>7</m:t>
+                    </m:r>
+                  </m:sub>
+                </m:sSub>
+              </m:oMath>
+            </m:oMathPara>
+          </w:p>
+        </w:tc>
+        <w:tc>
+          <w:tcPr>
+            <w:tcW w:w="1800" w:type="dxa"/>
+          </w:tcPr>
+          <w:p>
+            <w:pPr>
+              <w:pStyle w:val="Compact"/>
+            </w:pPr>
+            <w:r>
+              <w:t>Área:rural disperso</w:t>
+            </w:r>
+          </w:p>
+        </w:tc>
+        <w:tc>
+          <w:tcPr>
+            <w:tcW w:w="990" w:type="dxa"/>
+          </w:tcPr>
+          <w:p>
+            <w:pPr>
+              <w:pStyle w:val="Compact"/>
+              <w:jc w:val="right"/>
+            </w:pPr>
+            <w:r>
+              <w:t>1.80</w:t>
+            </w:r>
+          </w:p>
+        </w:tc>
+        <w:tc>
+          <w:tcPr>
+            <w:tcW w:w="1170" w:type="dxa"/>
+          </w:tcPr>
+          <w:p>
+            <w:pPr>
+              <w:pStyle w:val="Compact"/>
+            </w:pPr>
+          </w:p>
+        </w:tc>
+        <w:tc>
+          <w:tcPr>
+            <w:tcW w:w="1800" w:type="dxa"/>
+          </w:tcPr>
+          <w:p>
+            <w:pPr>
+              <w:pStyle w:val="Compact"/>
+            </w:pPr>
+          </w:p>
+        </w:tc>
+        <w:tc>
+          <w:tcPr>
+            <w:tcW w:w="990" w:type="dxa"/>
+          </w:tcPr>
+          <w:p>
+            <w:pPr>
+              <w:pStyle w:val="Compact"/>
+              <w:jc w:val="right"/>
+            </w:pPr>
+          </w:p>
+        </w:tc>
+      </w:tr>
+      <w:tr>
+        <w:tc>
+          <w:tcPr>
+            <w:tcW w:w="1170" w:type="dxa"/>
+          </w:tcPr>
+          <w:p>
+            <w:pPr>
+              <w:pStyle w:val="Compact"/>
+            </w:pPr>
+            <m:oMathPara>
+              <m:oMath>
+                <m:sSub>
+                  <m:sSubPr>
+                    <m:ctrlPr>
+                      <w:rPr>
+                        <w:rFonts w:ascii="Cambria Math" w:hAnsi="Cambria Math"/>
+                      </w:rPr>
+                    </m:ctrlPr>
+                  </m:sSubPr>
+                  <m:e>
+                    <m:r>
+                      <w:rPr>
+                        <w:rFonts w:ascii="Cambria Math" w:hAnsi="Cambria Math"/>
+                      </w:rPr>
+                      <m:t>β</m:t>
+                    </m:r>
+                  </m:e>
+                  <m:sub>
+                    <m:r>
+                      <w:rPr>
+                        <w:rFonts w:ascii="Cambria Math" w:hAnsi="Cambria Math"/>
+                      </w:rPr>
+                      <m:t>8</m:t>
+                    </m:r>
+                  </m:sub>
+                </m:sSub>
+              </m:oMath>
+            </m:oMathPara>
+          </w:p>
+        </w:tc>
+        <w:tc>
+          <w:tcPr>
+            <w:tcW w:w="1800" w:type="dxa"/>
+          </w:tcPr>
+          <w:p>
+            <w:pPr>
+              <w:pStyle w:val="Compact"/>
+            </w:pPr>
+            <w:r>
+              <w:t>Agresor femenino</w:t>
+            </w:r>
+          </w:p>
+        </w:tc>
+        <w:tc>
+          <w:tcPr>
+            <w:tcW w:w="990" w:type="dxa"/>
+          </w:tcPr>
+          <w:p>
+            <w:pPr>
+              <w:pStyle w:val="Compact"/>
+              <w:jc w:val="right"/>
+            </w:pPr>
+            <w:r>
+              <w:t>0.45</w:t>
+            </w:r>
+          </w:p>
+        </w:tc>
+        <w:tc>
+          <w:tcPr>
+            <w:tcW w:w="1170" w:type="dxa"/>
+          </w:tcPr>
+          <w:p>
+            <w:pPr>
+              <w:pStyle w:val="Compact"/>
+            </w:pPr>
+          </w:p>
+        </w:tc>
+        <w:tc>
+          <w:tcPr>
+            <w:tcW w:w="1800" w:type="dxa"/>
+          </w:tcPr>
+          <w:p>
+            <w:pPr>
+              <w:pStyle w:val="Compact"/>
+            </w:pPr>
+          </w:p>
+        </w:tc>
+        <w:tc>
+          <w:tcPr>
+            <w:tcW w:w="990" w:type="dxa"/>
+          </w:tcPr>
+          <w:p>
+            <w:pPr>
+              <w:pStyle w:val="Compact"/>
+              <w:jc w:val="right"/>
+            </w:pPr>
+          </w:p>
+        </w:tc>
+      </w:tr>
+      <w:tr>
+        <w:tc>
+          <w:tcPr>
+            <w:tcW w:w="1170" w:type="dxa"/>
+          </w:tcPr>
+          <w:p>
+            <w:pPr>
+              <w:pStyle w:val="Compact"/>
+            </w:pPr>
+            <m:oMathPara>
+              <m:oMath>
+                <m:sSub>
+                  <m:sSubPr>
+                    <m:ctrlPr>
+                      <w:rPr>
+                        <w:rFonts w:ascii="Cambria Math" w:hAnsi="Cambria Math"/>
+                      </w:rPr>
+                    </m:ctrlPr>
+                  </m:sSubPr>
+                  <m:e>
+                    <m:r>
+                      <w:rPr>
+                        <w:rFonts w:ascii="Cambria Math" w:hAnsi="Cambria Math"/>
+                      </w:rPr>
+                      <m:t>β</m:t>
+                    </m:r>
+                  </m:e>
+                  <m:sub>
+                    <m:r>
+                      <w:rPr>
+                        <w:rFonts w:ascii="Cambria Math" w:hAnsi="Cambria Math"/>
+                      </w:rPr>
+                      <m:t>9</m:t>
+                    </m:r>
+                  </m:sub>
+                </m:sSub>
+              </m:oMath>
+            </m:oMathPara>
+          </w:p>
+        </w:tc>
+        <w:tc>
+          <w:tcPr>
+            <w:tcW w:w="1800" w:type="dxa"/>
+          </w:tcPr>
+          <w:p>
+            <w:pPr>
+              <w:pStyle w:val="Compact"/>
+            </w:pPr>
+            <w:r>
+              <w:t>Agresor Masculino</w:t>
+            </w:r>
+          </w:p>
+        </w:tc>
+        <w:tc>
+          <w:tcPr>
+            <w:tcW w:w="990" w:type="dxa"/>
+          </w:tcPr>
+          <w:p>
+            <w:pPr>
+              <w:pStyle w:val="Compact"/>
+              <w:jc w:val="right"/>
+            </w:pPr>
+            <w:r>
+              <w:t>1.05</w:t>
+            </w:r>
+          </w:p>
+        </w:tc>
+        <w:tc>
+          <w:tcPr>
+            <w:tcW w:w="1170" w:type="dxa"/>
+          </w:tcPr>
+          <w:p>
+            <w:pPr>
+              <w:pStyle w:val="Compact"/>
+            </w:pPr>
+          </w:p>
+        </w:tc>
+        <w:tc>
+          <w:tcPr>
+            <w:tcW w:w="1800" w:type="dxa"/>
+          </w:tcPr>
+          <w:p>
+            <w:pPr>
+              <w:pStyle w:val="Compact"/>
+            </w:pPr>
+          </w:p>
+        </w:tc>
+        <w:tc>
+          <w:tcPr>
+            <w:tcW w:w="990" w:type="dxa"/>
+          </w:tcPr>
+          <w:p>
+            <w:pPr>
+              <w:pStyle w:val="Compact"/>
+              <w:jc w:val="right"/>
+            </w:pPr>
+          </w:p>
+        </w:tc>
+      </w:tr>
+      <w:tr>
+        <w:tc>
+          <w:tcPr>
+            <w:tcW w:w="1170" w:type="dxa"/>
+          </w:tcPr>
+          <w:p>
+            <w:pPr>
+              <w:pStyle w:val="Compact"/>
+            </w:pPr>
+            <m:oMathPara>
+              <m:oMath>
+                <m:sSub>
+                  <m:sSubPr>
+                    <m:ctrlPr>
+                      <w:rPr>
+                        <w:rFonts w:ascii="Cambria Math" w:hAnsi="Cambria Math"/>
+                      </w:rPr>
+                    </m:ctrlPr>
+                  </m:sSubPr>
+                  <m:e>
+                    <m:r>
+                      <w:rPr>
+                        <w:rFonts w:ascii="Cambria Math" w:hAnsi="Cambria Math"/>
+                      </w:rPr>
+                      <m:t>β</m:t>
+                    </m:r>
+                  </m:e>
+                  <m:sub>
+                    <m:r>
+                      <w:rPr>
+                        <w:rFonts w:ascii="Cambria Math" w:hAnsi="Cambria Math"/>
+                      </w:rPr>
+                      <m:t>10</m:t>
+                    </m:r>
+                  </m:sub>
+                </m:sSub>
+              </m:oMath>
+            </m:oMathPara>
+          </w:p>
+        </w:tc>
+        <w:tc>
+          <w:tcPr>
+            <w:tcW w:w="1800" w:type="dxa"/>
+          </w:tcPr>
+          <w:p>
+            <w:pPr>
+              <w:pStyle w:val="Compact"/>
+            </w:pPr>
+            <w:r>
+              <w:t>Pareja</w:t>
+            </w:r>
+          </w:p>
+        </w:tc>
+        <w:tc>
+          <w:tcPr>
+            <w:tcW w:w="990" w:type="dxa"/>
+          </w:tcPr>
+          <w:p>
+            <w:pPr>
+              <w:pStyle w:val="Compact"/>
+              <w:jc w:val="right"/>
+            </w:pPr>
+            <w:r>
+              <w:t>0.80</w:t>
+            </w:r>
+          </w:p>
+        </w:tc>
+        <w:tc>
+          <w:tcPr>
+            <w:tcW w:w="1170" w:type="dxa"/>
+          </w:tcPr>
+          <w:p>
+            <w:pPr>
+              <w:pStyle w:val="Compact"/>
+            </w:pPr>
+          </w:p>
+        </w:tc>
+        <w:tc>
+          <w:tcPr>
+            <w:tcW w:w="1800" w:type="dxa"/>
+          </w:tcPr>
+          <w:p>
+            <w:pPr>
+              <w:pStyle w:val="Compact"/>
+            </w:pPr>
+          </w:p>
+        </w:tc>
+        <w:tc>
+          <w:tcPr>
+            <w:tcW w:w="990" w:type="dxa"/>
+          </w:tcPr>
+          <w:p>
+            <w:pPr>
+              <w:pStyle w:val="Compact"/>
+              <w:jc w:val="right"/>
+            </w:pPr>
+          </w:p>
+        </w:tc>
+      </w:tr>
+      <w:tr>
+        <w:tc>
+          <w:tcPr>
+            <w:tcW w:w="1170" w:type="dxa"/>
+          </w:tcPr>
+          <w:p>
+            <w:pPr>
+              <w:pStyle w:val="Compact"/>
+            </w:pPr>
+            <m:oMathPara>
+              <m:oMath>
+                <m:sSub>
+                  <m:sSubPr>
+                    <m:ctrlPr>
+                      <w:rPr>
+                        <w:rFonts w:ascii="Cambria Math" w:hAnsi="Cambria Math"/>
+                      </w:rPr>
+                    </m:ctrlPr>
+                  </m:sSubPr>
+                  <m:e>
+                    <m:r>
+                      <w:rPr>
+                        <w:rFonts w:ascii="Cambria Math" w:hAnsi="Cambria Math"/>
+                      </w:rPr>
+                      <m:t>β</m:t>
+                    </m:r>
+                  </m:e>
+                  <m:sub>
+                    <m:r>
+                      <w:rPr>
+                        <w:rFonts w:ascii="Cambria Math" w:hAnsi="Cambria Math"/>
+                      </w:rPr>
+                      <m:t>11</m:t>
+                    </m:r>
+                  </m:sub>
+                </m:sSub>
+              </m:oMath>
+            </m:oMathPara>
+          </w:p>
+        </w:tc>
+        <w:tc>
+          <w:tcPr>
+            <w:tcW w:w="1800" w:type="dxa"/>
+          </w:tcPr>
+          <w:p>
+            <w:pPr>
+              <w:pStyle w:val="Compact"/>
+            </w:pPr>
+            <w:r>
+              <w:t>Familiar</w:t>
+            </w:r>
+          </w:p>
+        </w:tc>
+        <w:tc>
+          <w:tcPr>
+            <w:tcW w:w="990" w:type="dxa"/>
+          </w:tcPr>
+          <w:p>
+            <w:pPr>
+              <w:pStyle w:val="Compact"/>
+              <w:jc w:val="right"/>
+            </w:pPr>
+            <w:r>
+              <w:t>0.72</w:t>
+            </w:r>
+          </w:p>
+        </w:tc>
+        <w:tc>
+          <w:tcPr>
+            <w:tcW w:w="1170" w:type="dxa"/>
+          </w:tcPr>
+          <w:p>
+            <w:pPr>
+              <w:pStyle w:val="Compact"/>
+            </w:pPr>
+          </w:p>
+        </w:tc>
+        <w:tc>
+          <w:tcPr>
+            <w:tcW w:w="1800" w:type="dxa"/>
+          </w:tcPr>
+          <w:p>
+            <w:pPr>
+              <w:pStyle w:val="Compact"/>
+            </w:pPr>
+          </w:p>
+        </w:tc>
+        <w:tc>
+          <w:tcPr>
+            <w:tcW w:w="990" w:type="dxa"/>
+          </w:tcPr>
+          <w:p>
+            <w:pPr>
+              <w:pStyle w:val="Compact"/>
+              <w:jc w:val="right"/>
+            </w:pPr>
+          </w:p>
+        </w:tc>
+      </w:tr>
+      <w:tr>
+        <w:tc>
+          <w:tcPr>
+            <w:tcW w:w="1170" w:type="dxa"/>
+          </w:tcPr>
+          <w:p>
+            <w:pPr>
+              <w:pStyle w:val="Compact"/>
+            </w:pPr>
+            <m:oMathPara>
+              <m:oMath>
+                <m:sSub>
+                  <m:sSubPr>
+                    <m:ctrlPr>
+                      <w:rPr>
+                        <w:rFonts w:ascii="Cambria Math" w:hAnsi="Cambria Math"/>
+                      </w:rPr>
+                    </m:ctrlPr>
+                  </m:sSubPr>
+                  <m:e>
+                    <m:r>
+                      <w:rPr>
+                        <w:rFonts w:ascii="Cambria Math" w:hAnsi="Cambria Math"/>
+                      </w:rPr>
+                      <m:t>β</m:t>
+                    </m:r>
+                  </m:e>
+                  <m:sub>
+                    <m:r>
+                      <w:rPr>
+                        <w:rFonts w:ascii="Cambria Math" w:hAnsi="Cambria Math"/>
+                      </w:rPr>
+                      <m:t>12</m:t>
+                    </m:r>
+                  </m:sub>
+                </m:sSub>
+              </m:oMath>
+            </m:oMathPara>
+          </w:p>
+        </w:tc>
+        <w:tc>
+          <w:tcPr>
+            <w:tcW w:w="1800" w:type="dxa"/>
+          </w:tcPr>
+          <w:p>
+            <w:pPr>
+              <w:pStyle w:val="Compact"/>
+            </w:pPr>
+            <w:r>
+              <w:t>Ex-pareja</w:t>
+            </w:r>
+          </w:p>
+        </w:tc>
+        <w:tc>
+          <w:tcPr>
+            <w:tcW w:w="990" w:type="dxa"/>
+          </w:tcPr>
+          <w:p>
+            <w:pPr>
+              <w:pStyle w:val="Compact"/>
+              <w:jc w:val="right"/>
+            </w:pPr>
+            <w:r>
+              <w:t>0.88</w:t>
+            </w:r>
+          </w:p>
+        </w:tc>
+        <w:tc>
+          <w:tcPr>
+            <w:tcW w:w="1170" w:type="dxa"/>
+          </w:tcPr>
+          <w:p>
+            <w:pPr>
+              <w:pStyle w:val="Compact"/>
+            </w:pPr>
+          </w:p>
+        </w:tc>
+        <w:tc>
+          <w:tcPr>
+            <w:tcW w:w="1800" w:type="dxa"/>
+          </w:tcPr>
+          <w:p>
+            <w:pPr>
+              <w:pStyle w:val="Compact"/>
+            </w:pPr>
+          </w:p>
+        </w:tc>
+        <w:tc>
+          <w:tcPr>
+            <w:tcW w:w="990" w:type="dxa"/>
+          </w:tcPr>
+          <w:p>
+            <w:pPr>
+              <w:pStyle w:val="Compact"/>
+              <w:jc w:val="right"/>
+            </w:pPr>
+          </w:p>
+        </w:tc>
+      </w:tr>
+      <w:tr>
+        <w:tc>
+          <w:tcPr>
+            <w:tcW w:w="1170" w:type="dxa"/>
+          </w:tcPr>
+          <w:p>
+            <w:pPr>
+              <w:pStyle w:val="Compact"/>
+            </w:pPr>
+            <m:oMathPara>
+              <m:oMath>
+                <m:sSub>
+                  <m:sSubPr>
+                    <m:ctrlPr>
+                      <w:rPr>
+                        <w:rFonts w:ascii="Cambria Math" w:hAnsi="Cambria Math"/>
+                      </w:rPr>
+                    </m:ctrlPr>
+                  </m:sSubPr>
+                  <m:e>
+                    <m:r>
+                      <w:rPr>
+                        <w:rFonts w:ascii="Cambria Math" w:hAnsi="Cambria Math"/>
+                      </w:rPr>
+                      <m:t>β</m:t>
+                    </m:r>
+                  </m:e>
+                  <m:sub>
+                    <m:r>
+                      <w:rPr>
+                        <w:rFonts w:ascii="Cambria Math" w:hAnsi="Cambria Math"/>
+                      </w:rPr>
+                      <m:t>13</m:t>
+                    </m:r>
+                  </m:sub>
+                </m:sSub>
+              </m:oMath>
+            </m:oMathPara>
+          </w:p>
+        </w:tc>
+        <w:tc>
+          <w:tcPr>
+            <w:tcW w:w="1800" w:type="dxa"/>
+          </w:tcPr>
+          <w:p>
+            <w:pPr>
+              <w:pStyle w:val="Compact"/>
+            </w:pPr>
+            <w:r>
+              <w:t>Conocido(a)</w:t>
+            </w:r>
+          </w:p>
+        </w:tc>
+        <w:tc>
+          <w:tcPr>
+            <w:tcW w:w="990" w:type="dxa"/>
+          </w:tcPr>
+          <w:p>
+            <w:pPr>
+              <w:pStyle w:val="Compact"/>
+              <w:jc w:val="right"/>
+            </w:pPr>
+            <w:r>
+              <w:t>0.93</w:t>
+            </w:r>
+          </w:p>
+        </w:tc>
+        <w:tc>
+          <w:tcPr>
+            <w:tcW w:w="1170" w:type="dxa"/>
+          </w:tcPr>
+          <w:p>
+            <w:pPr>
+              <w:pStyle w:val="Compact"/>
+            </w:pPr>
+          </w:p>
+        </w:tc>
+        <w:tc>
+          <w:tcPr>
+            <w:tcW w:w="1800" w:type="dxa"/>
+          </w:tcPr>
+          <w:p>
+            <w:pPr>
+              <w:pStyle w:val="Compact"/>
+            </w:pPr>
+          </w:p>
+        </w:tc>
+        <w:tc>
+          <w:tcPr>
+            <w:tcW w:w="990" w:type="dxa"/>
+          </w:tcPr>
+          <w:p>
+            <w:pPr>
+              <w:pStyle w:val="Compact"/>
+              <w:jc w:val="right"/>
+            </w:pPr>
+          </w:p>
+        </w:tc>
+      </w:tr>
+    </w:tbl>
+    <w:p>
+      <w:pPr>
+        <w:pStyle w:val="Textoindependiente"/>
+        <w:jc w:val="both"/>
+      </w:pPr>
+      <w:r>
+        <w:rPr>
+          <w:b/>
+          <w:bCs/>
+          <w:i/>
+          <w:iCs/>
+        </w:rPr>
+        <w:t>Tabla 2.</w:t>
+      </w:r>
+      <w:r>
+        <w:t xml:space="preserve"> </w:t>
+      </w:r>
+      <w:r>
+        <w:rPr>
+          <w:i/>
+          <w:iCs/>
+        </w:rPr>
+        <w:t>Odds ratios (Razones de probabilidad) estimadas para las variables predictoras del modelo 2 de atención en salud mental.</w:t>
       </w:r>
     </w:p>
     <w:p>
@@ -1610,7 +3557,7 @@
         <w:jc w:val="both"/>
       </w:pPr>
       <w:r>
-        <w:t>En contraste, cuando el agresor es una persona cercana, como un familiar (28% menos propensas), pareja (20% menos) o ex-pareja (12% menos), las mujeres son menos propensas a recibir atención, en comparación con casos donde no se conoce al agresor. Además, convivir con el agresor también reduce en un 9% las probabilidades de recibir atención y en cuanto a la edad, por cada año adicional, las mujeres son 1% menos propensas.</w:t>
+        <w:t>Entre mujeres con características similares, aquellas que son cabeza de familia son un 160% más propensas a recibir atención en salud mental que las que no lo son, al igual que aquellas mujeres que viven en un centro poblado o en zona rural dispersa, con una mayor probabilidad relativa de atención del 78% y 80%, respectivamente, en comparación con vivir en una cabecera municipal. De forma similar, haber sido agredida en su vivienda tiene un 41% más de probabilidad relativa en relación con quienes fueron agredidas en un espacio público y social.</w:t>
       </w:r>
     </w:p>
     <w:p>
@@ -1619,7 +3566,7 @@
         <w:jc w:val="both"/>
       </w:pPr>
       <w:r>
-        <w:t>Finalmente, un hallazgo relevante es que las mujeres que fueron hospitalizadas tras el hecho de violencia son 704% más propensas a recibir atención psicológica pero se debe tener en cuenta que en la base de datos el 89,2% (41.358) de las mujeres no fueron hospitalizadas, lo que puede influir en este resultado. Asimismo, se observa una fuerte asociación entre el tipo de violencia y el acceso a atención mental. En comparación con negligencia y abandono, las mujeres víctimas de violencia física, psicológica y sexual son más propensas a recibir atención, con aumentos relativos del 303%, 50% y 4191%, respectivamente. Teniendo en cuenta la cantidad de casos que recibieron atención en salud mental por tipo de violencia, es de esperar este resultado, porque la proporción es mayor en violencia sexual o física. Sin embargo, a luz del contexto, se podría esperar que el hecho de ser víctima de violencia psicológica sea causa suficiente para recibir este tipo de atención y que por ende, sea mayor la posibilidad de recibirla que en caso de que la violencia sea negligencia o abandono, comparando con las otros dos tipos de violencia.</w:t>
+        <w:t>En contraste, cuando el agresor es una persona cercana, como un familiar (28% menos propensas), pareja (20% menos) o ex-pareja (12% menos), las mujeres son menos propensas a recibir atención, en comparación con casos donde no se conoce al agresor. Además, convivir con el agresor también reduce en un 9% las probabilidades de recibir atención y en cuanto a la edad, por cada año adicional, las mujeres son 1% menos propensas.</w:t>
       </w:r>
     </w:p>
     <w:p>
@@ -1628,14 +3575,8 @@
         <w:jc w:val="both"/>
       </w:pPr>
       <w:r>
-        <w:rPr>
-          <w:b/>
-          <w:bCs/>
-        </w:rPr>
-        <w:t>Nota:</w:t>
-      </w:r>
-      <w:r>
-        <w:t xml:space="preserve"> Las cifras expresadas en porcentajes corresponden al aumento/disminución de los odds de una categoría en comparado con los odds de su categoría de referencia, es decir, cuánto aumentó o disminuyó las posibilidades de recibir atención frente a no recibirla de una categoría especifica en comparación con las posibilidades de su categoría de referencia.</w:t>
+        <w:lastRenderedPageBreak/>
+        <w:t>Finalmente, un hallazgo relevante es que las mujeres que fueron hospitalizadas tras el hecho de violencia son 704% más propensas a recibir atención psicológica pero se debe tener en cuenta que en la base de datos el 89,2% (41.358) de las mujeres no fueron hospitalizadas, lo que puede influir en este resultado. Asimismo, se observa una fuerte asociación entre el tipo de violencia y el acceso a atención mental. En comparación con negligencia y abandono, las mujeres víctimas de violencia física, psicológica y sexual son más propensas a recibir atención, con aumentos relativos del 303%, 50% y 4191%, respectivamente. Teniendo en cuenta la cantidad de casos que recibieron atención en salud mental por tipo de violencia, es de esperar este resultado, porque la proporción es mayor en violencia sexual o física. Sin embargo, a luz del contexto, se podría esperar que el hecho de ser víctima de violencia psicológica sea causa suficiente para recibir este tipo de atención y que por ende, sea mayor la posibilidad de recibirla que en caso de que la violencia sea negligencia o abandono, comparando con las otros dos tipos de violencia.</w:t>
       </w:r>
     </w:p>
     <w:p>
@@ -1644,6 +3585,22 @@
         <w:jc w:val="both"/>
       </w:pPr>
       <w:r>
+        <w:rPr>
+          <w:b/>
+          <w:bCs/>
+        </w:rPr>
+        <w:t>Nota:</w:t>
+      </w:r>
+      <w:r>
+        <w:t xml:space="preserve"> Las cifras expresadas en porcentajes corresponden al aumento/disminución de los odds de una categoría en comparado con los odds de su categoría de referencia, es decir, cuánto aumentó o disminuyó las posibilidades de recibir atención frente a no recibirla de una categoría especifica en comparación con las posibilidades de su categoría de referencia.</w:t>
+      </w:r>
+    </w:p>
+    <w:p>
+      <w:pPr>
+        <w:pStyle w:val="Textoindependiente"/>
+        <w:jc w:val="both"/>
+      </w:pPr>
+      <w:r>
         <w:t xml:space="preserve">Ahora bien, este modelo obtuvo un </w:t>
       </w:r>
       <w:r>
@@ -1666,9 +3623,8 @@
         <w:rPr>
           <w:noProof/>
         </w:rPr>
-        <w:lastRenderedPageBreak/>
         <w:drawing>
-          <wp:inline distT="0" distB="0" distL="0" distR="0" wp14:anchorId="01C2ABA3" wp14:editId="243F508D">
+          <wp:inline distT="0" distB="0" distL="0" distR="0" wp14:anchorId="3148CFB5" wp14:editId="51552673">
             <wp:extent cx="2772075" cy="2772075"/>
             <wp:effectExtent l="0" t="0" r="0" b="0"/>
             <wp:docPr id="21" name="Picture"/>
@@ -1677,7 +3633,7 @@
               <a:graphicData uri="http://schemas.openxmlformats.org/drawingml/2006/picture">
                 <pic:pic xmlns:pic="http://schemas.openxmlformats.org/drawingml/2006/picture">
                   <pic:nvPicPr>
-                    <pic:cNvPr id="22" name="Picture" descr="report_results_model_2_files/figure-docx/unnamed-chunk-2-1.png"/>
+                    <pic:cNvPr id="22" name="Picture" descr="report_results_model_2_files/figure-docx/unnamed-chunk-4-1.png"/>
                     <pic:cNvPicPr>
                       <a:picLocks noChangeAspect="1" noChangeArrowheads="1"/>
                     </pic:cNvPicPr>
@@ -1751,6 +3707,7 @@
       </w:pPr>
       <w:bookmarkStart w:id="1" w:name="comparación-y-resumen-de-los-modelos"/>
       <w:r>
+        <w:lastRenderedPageBreak/>
         <w:t>Comparación y resumen de los modelos</w:t>
       </w:r>
     </w:p>
@@ -1866,30 +3823,7 @@
         <w:t>escenario</w:t>
       </w:r>
       <w:r>
-        <w:t xml:space="preserve"> donde se cambió el nivel de referencia. </w:t>
-      </w:r>
-      <w:r>
-        <w:lastRenderedPageBreak/>
-        <w:t xml:space="preserve">Este ejercicio se hace solo para comprender bien los resultados de ambos modelos y el posible efecto de los cambios </w:t>
-      </w:r>
-      <w:proofErr w:type="spellStart"/>
-      <w:r>
-        <w:t>realizados</w:t>
-      </w:r>
-      <w:proofErr w:type="spellEnd"/>
-      <w:r>
-        <w:t xml:space="preserve"> al </w:t>
-      </w:r>
-      <w:proofErr w:type="spellStart"/>
-      <w:r>
-        <w:t>modelo</w:t>
-      </w:r>
-      <w:proofErr w:type="spellEnd"/>
-      <w:r>
-        <w:t xml:space="preserve"> 1</w:t>
-      </w:r>
-      <w:r>
-        <w:t>.</w:t>
+        <w:t xml:space="preserve"> donde se cambió el nivel de referencia. Este ejercicio se hace solo para comprender bien los resultados de ambos modelos y el posible efecto de los cambios realizados al modelo 1</w:t>
       </w:r>
       <w:bookmarkEnd w:id="0"/>
       <w:bookmarkEnd w:id="1"/>
@@ -1908,7 +3842,7 @@
   <w:abstractNum w:abstractNumId="0" w15:restartNumberingAfterBreak="0">
     <w:nsid w:val="0000A990"/>
     <w:multiLevelType w:val="multilevel"/>
-    <w:tmpl w:val="98C649AA"/>
+    <w:tmpl w:val="B7105394"/>
     <w:lvl w:ilvl="0">
       <w:numFmt w:val="bullet"/>
       <w:lvlText w:val=" "/>
@@ -1985,7 +3919,7 @@
   <w:abstractNum w:abstractNumId="1" w15:restartNumberingAfterBreak="0">
     <w:nsid w:val="0000A991"/>
     <w:multiLevelType w:val="multilevel"/>
-    <w:tmpl w:val="F1FC155A"/>
+    <w:tmpl w:val="FFCCCE02"/>
     <w:lvl w:ilvl="0">
       <w:numFmt w:val="bullet"/>
       <w:lvlText w:val=""/>
@@ -2086,16 +4020,16 @@
       </w:rPr>
     </w:lvl>
   </w:abstractNum>
-  <w:num w:numId="1" w16cid:durableId="731854348">
+  <w:num w:numId="1" w16cid:durableId="548229195">
     <w:abstractNumId w:val="0"/>
   </w:num>
-  <w:num w:numId="2" w16cid:durableId="1789078126">
+  <w:num w:numId="2" w16cid:durableId="1838810247">
     <w:abstractNumId w:val="1"/>
   </w:num>
-  <w:num w:numId="3" w16cid:durableId="1854144916">
+  <w:num w:numId="3" w16cid:durableId="360783001">
     <w:abstractNumId w:val="1"/>
   </w:num>
-  <w:num w:numId="4" w16cid:durableId="1644694802">
+  <w:num w:numId="4" w16cid:durableId="334262714">
     <w:abstractNumId w:val="1"/>
   </w:num>
 </w:numbering>
